--- a/EP2-Ing-IA-main/docs/Informe Técnico.docx
+++ b/EP2-Ing-IA-main/docs/Informe Técnico.docx
@@ -33,7 +33,21 @@
           <w:b/>
           <w:bCs/>
         </w:rPr>
-        <w:t xml:space="preserve">Evaluación Parcial 2 · Proyecto </w:t>
+        <w:t xml:space="preserve">Evaluación Parcial </w:t>
+      </w:r>
+      <w:r>
+        <w:rPr>
+          <w:b/>
+          <w:bCs/>
+        </w:rPr>
+        <w:t>3</w:t>
+      </w:r>
+      <w:r>
+        <w:rPr>
+          <w:b/>
+          <w:bCs/>
+        </w:rPr>
+        <w:t xml:space="preserve"> · Proyecto </w:t>
       </w:r>
       <w:r>
         <w:rPr>
@@ -62,105 +76,20 @@
     </w:p>
     <w:p>
       <w:r>
-        <w:t xml:space="preserve">Se implementó el </w:t>
-      </w:r>
-      <w:r>
-        <w:rPr>
-          <w:b/>
-          <w:bCs/>
-        </w:rPr>
-        <w:t>Sistema Autónomo de Evaluación y Aprobación de Compras (SAEAC)</w:t>
-      </w:r>
-      <w:r>
-        <w:t xml:space="preserve">, un agente organizacional capaz de analizar solicitudes de abastecimiento en lenguaje natural y determinar de forma autónoma si requieren aprobación financiera formal o auditorías adicionales. La solución se integra sobre una arquitectura modular utilizando el </w:t>
+        <w:t>El Sistema Autónomo de Evaluación y Aprobación de Compras (SAEAC) evolucionó desde una arquitectura basada en agentes autónomos y recuperación aumentada por conocimiento (RAG) hacia una plataforma integral de auditoría organizacional con capacidades avanzadas de observabilidad. La solución combina planificación, memoria híbrida, herramientas especializadas, recuperación semántica mediante FAISS, generación automática de reportes y un subsistema completo de monitoreo operacional.</w:t>
+      </w:r>
+    </w:p>
+    <w:p>
+      <w:r>
+        <w:t xml:space="preserve">En esta tercera iteración se incorporaron mecanismos de registro de métricas, trazabilidad de ejecución, monitoreo de recursos computacionales, </w:t>
       </w:r>
       <w:proofErr w:type="spellStart"/>
       <w:r>
-        <w:t>framework</w:t>
+        <w:t>dashboards</w:t>
       </w:r>
       <w:proofErr w:type="spellEnd"/>
       <w:r>
-        <w:t xml:space="preserve"> </w:t>
-      </w:r>
-      <w:proofErr w:type="spellStart"/>
-      <w:r>
-        <w:rPr>
-          <w:b/>
-          <w:bCs/>
-        </w:rPr>
-        <w:t>LangChain</w:t>
-      </w:r>
-      <w:proofErr w:type="spellEnd"/>
-      <w:r>
-        <w:t xml:space="preserve"> y el modelo fundacional </w:t>
-      </w:r>
-      <w:r>
-        <w:rPr>
-          <w:b/>
-          <w:bCs/>
-        </w:rPr>
-        <w:t>Gemini 2.5 Flash</w:t>
-      </w:r>
-      <w:r>
-        <w:t xml:space="preserve">, encapsulándose limpiamente dentro del directorio de trabajo Proyecto para ING IA. El agente combina un esquema de </w:t>
-      </w:r>
-      <w:r>
-        <w:rPr>
-          <w:b/>
-          <w:bCs/>
-        </w:rPr>
-        <w:t>planificación analítica</w:t>
-      </w:r>
-      <w:r>
-        <w:t xml:space="preserve"> previa, un ciclo de razonamiento dinámico </w:t>
-      </w:r>
-      <w:proofErr w:type="spellStart"/>
-      <w:r>
-        <w:rPr>
-          <w:b/>
-          <w:bCs/>
-        </w:rPr>
-        <w:t>ReAct</w:t>
-      </w:r>
-      <w:proofErr w:type="spellEnd"/>
-      <w:r>
-        <w:t xml:space="preserve"> (Pensamiento $\</w:t>
-      </w:r>
-      <w:proofErr w:type="spellStart"/>
-      <w:r>
-        <w:t>rightarrow</w:t>
-      </w:r>
-      <w:proofErr w:type="spellEnd"/>
-      <w:r>
-        <w:t>$ Acción $\</w:t>
-      </w:r>
-      <w:proofErr w:type="spellStart"/>
-      <w:r>
-        <w:t>rightarrow</w:t>
-      </w:r>
-      <w:proofErr w:type="spellEnd"/>
-      <w:r>
-        <w:t xml:space="preserve">$ Observación) y una </w:t>
-      </w:r>
-      <w:r>
-        <w:rPr>
-          <w:b/>
-          <w:bCs/>
-        </w:rPr>
-        <w:t>memoria de dos niveles</w:t>
-      </w:r>
-      <w:r>
-        <w:t xml:space="preserve"> (buffer de corto plazo más almacén vectorial FAISS de largo plazo) junto con </w:t>
-      </w:r>
-      <w:r>
-        <w:rPr>
-          <w:b/>
-          <w:bCs/>
-        </w:rPr>
-        <w:t>cuatro herramientas autónomas</w:t>
-      </w:r>
-      <w:r>
-        <w:t>, permitiendo una toma de decisiones auditable, trazable y adaptativa ante fluctuaciones presupuestarias corporativas.</w:t>
+        <w:t xml:space="preserve"> interactivos y análisis automático del estado de salud del sistema, permitiendo evaluar no sólo las decisiones generadas por el agente, sino también el comportamiento interno de la plataforma.</w:t>
       </w:r>
     </w:p>
     <w:p>
@@ -364,10 +293,1516 @@
         <w:tblLook w:val="04A0" w:firstRow="1" w:lastRow="0" w:firstColumn="1" w:lastColumn="0" w:noHBand="0" w:noVBand="1"/>
       </w:tblPr>
       <w:tblGrid>
-        <w:gridCol w:w="1973"/>
-        <w:gridCol w:w="3810"/>
-        <w:gridCol w:w="3039"/>
+        <w:gridCol w:w="2078"/>
+        <w:gridCol w:w="30"/>
+        <w:gridCol w:w="3684"/>
+        <w:gridCol w:w="30"/>
+        <w:gridCol w:w="3000"/>
       </w:tblGrid>
+      <w:tr>
+        <w:trPr>
+          <w:tblHeader/>
+          <w:tblCellSpacing w:w="15" w:type="dxa"/>
+        </w:trPr>
+        <w:tc>
+          <w:tcPr>
+            <w:tcW w:w="0" w:type="auto"/>
+            <w:gridSpan w:val="2"/>
+            <w:tcBorders>
+              <w:top w:val="single" w:sz="6" w:space="0" w:color="C4C7C5"/>
+              <w:left w:val="single" w:sz="6" w:space="0" w:color="C4C7C5"/>
+              <w:bottom w:val="single" w:sz="6" w:space="0" w:color="C4C7C5"/>
+              <w:right w:val="single" w:sz="6" w:space="0" w:color="C4C7C5"/>
+            </w:tcBorders>
+            <w:tcMar>
+              <w:top w:w="120" w:type="dxa"/>
+              <w:left w:w="180" w:type="dxa"/>
+              <w:bottom w:w="120" w:type="dxa"/>
+              <w:right w:w="180" w:type="dxa"/>
+            </w:tcMar>
+            <w:vAlign w:val="center"/>
+            <w:hideMark/>
+          </w:tcPr>
+          <w:p>
+            <w:pPr>
+              <w:rPr>
+                <w:b/>
+                <w:bCs/>
+              </w:rPr>
+            </w:pPr>
+            <w:r>
+              <w:rPr>
+                <w:b/>
+                <w:bCs/>
+              </w:rPr>
+              <w:t>Capa del Sistema</w:t>
+            </w:r>
+          </w:p>
+        </w:tc>
+        <w:tc>
+          <w:tcPr>
+            <w:tcW w:w="0" w:type="auto"/>
+            <w:tcBorders>
+              <w:top w:val="single" w:sz="6" w:space="0" w:color="C4C7C5"/>
+              <w:left w:val="single" w:sz="6" w:space="0" w:color="C4C7C5"/>
+              <w:bottom w:val="single" w:sz="6" w:space="0" w:color="C4C7C5"/>
+              <w:right w:val="single" w:sz="6" w:space="0" w:color="C4C7C5"/>
+            </w:tcBorders>
+            <w:tcMar>
+              <w:top w:w="120" w:type="dxa"/>
+              <w:left w:w="180" w:type="dxa"/>
+              <w:bottom w:w="120" w:type="dxa"/>
+              <w:right w:w="180" w:type="dxa"/>
+            </w:tcMar>
+            <w:vAlign w:val="center"/>
+            <w:hideMark/>
+          </w:tcPr>
+          <w:p>
+            <w:pPr>
+              <w:rPr>
+                <w:b/>
+                <w:bCs/>
+              </w:rPr>
+            </w:pPr>
+            <w:r>
+              <w:rPr>
+                <w:b/>
+                <w:bCs/>
+              </w:rPr>
+              <w:t>Componente / Módulo Técnico</w:t>
+            </w:r>
+          </w:p>
+        </w:tc>
+        <w:tc>
+          <w:tcPr>
+            <w:tcW w:w="0" w:type="auto"/>
+            <w:gridSpan w:val="2"/>
+            <w:tcBorders>
+              <w:top w:val="single" w:sz="6" w:space="0" w:color="C4C7C5"/>
+              <w:left w:val="single" w:sz="6" w:space="0" w:color="C4C7C5"/>
+              <w:bottom w:val="single" w:sz="6" w:space="0" w:color="C4C7C5"/>
+              <w:right w:val="single" w:sz="6" w:space="0" w:color="C4C7C5"/>
+            </w:tcBorders>
+            <w:tcMar>
+              <w:top w:w="120" w:type="dxa"/>
+              <w:left w:w="180" w:type="dxa"/>
+              <w:bottom w:w="120" w:type="dxa"/>
+              <w:right w:w="180" w:type="dxa"/>
+            </w:tcMar>
+            <w:vAlign w:val="center"/>
+            <w:hideMark/>
+          </w:tcPr>
+          <w:p>
+            <w:pPr>
+              <w:rPr>
+                <w:b/>
+                <w:bCs/>
+              </w:rPr>
+            </w:pPr>
+            <w:r>
+              <w:rPr>
+                <w:b/>
+                <w:bCs/>
+              </w:rPr>
+              <w:t>Responsabilidad Operacional (EP3)</w:t>
+            </w:r>
+          </w:p>
+        </w:tc>
+      </w:tr>
+      <w:tr>
+        <w:trPr>
+          <w:tblCellSpacing w:w="15" w:type="dxa"/>
+        </w:trPr>
+        <w:tc>
+          <w:tcPr>
+            <w:tcW w:w="0" w:type="auto"/>
+            <w:gridSpan w:val="2"/>
+            <w:tcBorders>
+              <w:top w:val="single" w:sz="6" w:space="0" w:color="C4C7C5"/>
+              <w:left w:val="single" w:sz="6" w:space="0" w:color="C4C7C5"/>
+              <w:bottom w:val="single" w:sz="6" w:space="0" w:color="C4C7C5"/>
+              <w:right w:val="single" w:sz="6" w:space="0" w:color="C4C7C5"/>
+            </w:tcBorders>
+            <w:tcMar>
+              <w:top w:w="120" w:type="dxa"/>
+              <w:left w:w="180" w:type="dxa"/>
+              <w:bottom w:w="120" w:type="dxa"/>
+              <w:right w:w="180" w:type="dxa"/>
+            </w:tcMar>
+            <w:vAlign w:val="center"/>
+            <w:hideMark/>
+          </w:tcPr>
+          <w:p>
+            <w:pPr>
+              <w:rPr>
+                <w:b/>
+                <w:bCs/>
+              </w:rPr>
+            </w:pPr>
+            <w:r>
+              <w:rPr>
+                <w:b/>
+                <w:bCs/>
+              </w:rPr>
+              <w:t>Presentación</w:t>
+            </w:r>
+          </w:p>
+        </w:tc>
+        <w:tc>
+          <w:tcPr>
+            <w:tcW w:w="0" w:type="auto"/>
+            <w:tcBorders>
+              <w:top w:val="single" w:sz="6" w:space="0" w:color="C4C7C5"/>
+              <w:left w:val="single" w:sz="6" w:space="0" w:color="C4C7C5"/>
+              <w:bottom w:val="single" w:sz="6" w:space="0" w:color="C4C7C5"/>
+              <w:right w:val="single" w:sz="6" w:space="0" w:color="C4C7C5"/>
+            </w:tcBorders>
+            <w:tcMar>
+              <w:top w:w="120" w:type="dxa"/>
+              <w:left w:w="180" w:type="dxa"/>
+              <w:bottom w:w="120" w:type="dxa"/>
+              <w:right w:w="180" w:type="dxa"/>
+            </w:tcMar>
+            <w:vAlign w:val="center"/>
+            <w:hideMark/>
+          </w:tcPr>
+          <w:p>
+            <w:pPr>
+              <w:rPr>
+                <w:b/>
+                <w:bCs/>
+              </w:rPr>
+            </w:pPr>
+            <w:r>
+              <w:rPr>
+                <w:b/>
+                <w:bCs/>
+              </w:rPr>
+              <w:t>main.py &amp; .</w:t>
+            </w:r>
+            <w:proofErr w:type="spellStart"/>
+            <w:r>
+              <w:rPr>
+                <w:b/>
+                <w:bCs/>
+              </w:rPr>
+              <w:t>env</w:t>
+            </w:r>
+            <w:proofErr w:type="spellEnd"/>
+          </w:p>
+        </w:tc>
+        <w:tc>
+          <w:tcPr>
+            <w:tcW w:w="0" w:type="auto"/>
+            <w:gridSpan w:val="2"/>
+            <w:tcBorders>
+              <w:top w:val="single" w:sz="6" w:space="0" w:color="C4C7C5"/>
+              <w:left w:val="single" w:sz="6" w:space="0" w:color="C4C7C5"/>
+              <w:bottom w:val="single" w:sz="6" w:space="0" w:color="C4C7C5"/>
+              <w:right w:val="single" w:sz="6" w:space="0" w:color="C4C7C5"/>
+            </w:tcBorders>
+            <w:tcMar>
+              <w:top w:w="120" w:type="dxa"/>
+              <w:left w:w="180" w:type="dxa"/>
+              <w:bottom w:w="120" w:type="dxa"/>
+              <w:right w:w="180" w:type="dxa"/>
+            </w:tcMar>
+            <w:vAlign w:val="center"/>
+            <w:hideMark/>
+          </w:tcPr>
+          <w:p>
+            <w:pPr>
+              <w:rPr>
+                <w:b/>
+                <w:bCs/>
+              </w:rPr>
+            </w:pPr>
+            <w:r>
+              <w:rPr>
+                <w:b/>
+                <w:bCs/>
+              </w:rPr>
+              <w:t>Orquestador de la terminal local y carga de credenciales privadas (GOOGLE_API_KEY). Simula los escenarios de prueba.</w:t>
+            </w:r>
+          </w:p>
+        </w:tc>
+      </w:tr>
+      <w:tr>
+        <w:trPr>
+          <w:tblCellSpacing w:w="15" w:type="dxa"/>
+        </w:trPr>
+        <w:tc>
+          <w:tcPr>
+            <w:tcW w:w="0" w:type="auto"/>
+            <w:gridSpan w:val="2"/>
+            <w:tcBorders>
+              <w:top w:val="single" w:sz="6" w:space="0" w:color="C4C7C5"/>
+              <w:left w:val="single" w:sz="6" w:space="0" w:color="C4C7C5"/>
+              <w:bottom w:val="single" w:sz="6" w:space="0" w:color="C4C7C5"/>
+              <w:right w:val="single" w:sz="6" w:space="0" w:color="C4C7C5"/>
+            </w:tcBorders>
+            <w:tcMar>
+              <w:top w:w="120" w:type="dxa"/>
+              <w:left w:w="180" w:type="dxa"/>
+              <w:bottom w:w="120" w:type="dxa"/>
+              <w:right w:w="180" w:type="dxa"/>
+            </w:tcMar>
+            <w:vAlign w:val="center"/>
+            <w:hideMark/>
+          </w:tcPr>
+          <w:p>
+            <w:pPr>
+              <w:rPr>
+                <w:b/>
+                <w:bCs/>
+              </w:rPr>
+            </w:pPr>
+            <w:r>
+              <w:rPr>
+                <w:b/>
+                <w:bCs/>
+              </w:rPr>
+              <w:t>Núcleo Agente</w:t>
+            </w:r>
+          </w:p>
+        </w:tc>
+        <w:tc>
+          <w:tcPr>
+            <w:tcW w:w="0" w:type="auto"/>
+            <w:tcBorders>
+              <w:top w:val="single" w:sz="6" w:space="0" w:color="C4C7C5"/>
+              <w:left w:val="single" w:sz="6" w:space="0" w:color="C4C7C5"/>
+              <w:bottom w:val="single" w:sz="6" w:space="0" w:color="C4C7C5"/>
+              <w:right w:val="single" w:sz="6" w:space="0" w:color="C4C7C5"/>
+            </w:tcBorders>
+            <w:tcMar>
+              <w:top w:w="120" w:type="dxa"/>
+              <w:left w:w="180" w:type="dxa"/>
+              <w:bottom w:w="120" w:type="dxa"/>
+              <w:right w:w="180" w:type="dxa"/>
+            </w:tcMar>
+            <w:vAlign w:val="center"/>
+            <w:hideMark/>
+          </w:tcPr>
+          <w:p>
+            <w:pPr>
+              <w:rPr>
+                <w:b/>
+                <w:bCs/>
+              </w:rPr>
+            </w:pPr>
+            <w:proofErr w:type="spellStart"/>
+            <w:r>
+              <w:rPr>
+                <w:b/>
+                <w:bCs/>
+              </w:rPr>
+              <w:t>OrganizationalAgent</w:t>
+            </w:r>
+            <w:proofErr w:type="spellEnd"/>
+          </w:p>
+        </w:tc>
+        <w:tc>
+          <w:tcPr>
+            <w:tcW w:w="0" w:type="auto"/>
+            <w:gridSpan w:val="2"/>
+            <w:tcBorders>
+              <w:top w:val="single" w:sz="6" w:space="0" w:color="C4C7C5"/>
+              <w:left w:val="single" w:sz="6" w:space="0" w:color="C4C7C5"/>
+              <w:bottom w:val="single" w:sz="6" w:space="0" w:color="C4C7C5"/>
+              <w:right w:val="single" w:sz="6" w:space="0" w:color="C4C7C5"/>
+            </w:tcBorders>
+            <w:tcMar>
+              <w:top w:w="120" w:type="dxa"/>
+              <w:left w:w="180" w:type="dxa"/>
+              <w:bottom w:w="120" w:type="dxa"/>
+              <w:right w:w="180" w:type="dxa"/>
+            </w:tcMar>
+            <w:vAlign w:val="center"/>
+            <w:hideMark/>
+          </w:tcPr>
+          <w:p>
+            <w:pPr>
+              <w:rPr>
+                <w:b/>
+                <w:bCs/>
+              </w:rPr>
+            </w:pPr>
+            <w:r>
+              <w:rPr>
+                <w:b/>
+                <w:bCs/>
+              </w:rPr>
+              <w:t xml:space="preserve">Controla el bucle de razonamiento </w:t>
+            </w:r>
+            <w:proofErr w:type="spellStart"/>
+            <w:r>
+              <w:rPr>
+                <w:b/>
+                <w:bCs/>
+              </w:rPr>
+              <w:t>ReAct</w:t>
+            </w:r>
+            <w:proofErr w:type="spellEnd"/>
+            <w:r>
+              <w:rPr>
+                <w:b/>
+                <w:bCs/>
+              </w:rPr>
+              <w:t xml:space="preserve"> (Pensamiento </w:t>
+            </w:r>
+            <m:oMath>
+              <m:r>
+                <m:rPr>
+                  <m:sty m:val="bi"/>
+                </m:rPr>
+                <w:rPr>
+                  <w:rFonts w:ascii="Cambria Math" w:hAnsi="Cambria Math"/>
+                </w:rPr>
+                <m:t>→</m:t>
+              </m:r>
+            </m:oMath>
+            <w:r>
+              <w:rPr>
+                <w:b/>
+                <w:bCs/>
+              </w:rPr>
+              <w:t xml:space="preserve"> Acción </w:t>
+            </w:r>
+            <m:oMath>
+              <m:r>
+                <m:rPr>
+                  <m:sty m:val="bi"/>
+                </m:rPr>
+                <w:rPr>
+                  <w:rFonts w:ascii="Cambria Math" w:hAnsi="Cambria Math"/>
+                </w:rPr>
+                <m:t>→</m:t>
+              </m:r>
+            </m:oMath>
+            <w:r>
+              <w:rPr>
+                <w:b/>
+                <w:bCs/>
+              </w:rPr>
+              <w:t xml:space="preserve"> Observación) y la vinculación nativa de herramientas (bind_tools).</w:t>
+            </w:r>
+          </w:p>
+        </w:tc>
+      </w:tr>
+      <w:tr>
+        <w:trPr>
+          <w:tblCellSpacing w:w="15" w:type="dxa"/>
+        </w:trPr>
+        <w:tc>
+          <w:tcPr>
+            <w:tcW w:w="0" w:type="auto"/>
+            <w:gridSpan w:val="2"/>
+            <w:tcBorders>
+              <w:top w:val="single" w:sz="6" w:space="0" w:color="C4C7C5"/>
+              <w:left w:val="single" w:sz="6" w:space="0" w:color="C4C7C5"/>
+              <w:bottom w:val="single" w:sz="6" w:space="0" w:color="C4C7C5"/>
+              <w:right w:val="single" w:sz="6" w:space="0" w:color="C4C7C5"/>
+            </w:tcBorders>
+            <w:tcMar>
+              <w:top w:w="120" w:type="dxa"/>
+              <w:left w:w="180" w:type="dxa"/>
+              <w:bottom w:w="120" w:type="dxa"/>
+              <w:right w:w="180" w:type="dxa"/>
+            </w:tcMar>
+            <w:vAlign w:val="center"/>
+            <w:hideMark/>
+          </w:tcPr>
+          <w:p>
+            <w:pPr>
+              <w:rPr>
+                <w:b/>
+                <w:bCs/>
+              </w:rPr>
+            </w:pPr>
+            <w:r>
+              <w:rPr>
+                <w:b/>
+                <w:bCs/>
+              </w:rPr>
+              <w:t>Planificación</w:t>
+            </w:r>
+          </w:p>
+        </w:tc>
+        <w:tc>
+          <w:tcPr>
+            <w:tcW w:w="0" w:type="auto"/>
+            <w:tcBorders>
+              <w:top w:val="single" w:sz="6" w:space="0" w:color="C4C7C5"/>
+              <w:left w:val="single" w:sz="6" w:space="0" w:color="C4C7C5"/>
+              <w:bottom w:val="single" w:sz="6" w:space="0" w:color="C4C7C5"/>
+              <w:right w:val="single" w:sz="6" w:space="0" w:color="C4C7C5"/>
+            </w:tcBorders>
+            <w:tcMar>
+              <w:top w:w="120" w:type="dxa"/>
+              <w:left w:w="180" w:type="dxa"/>
+              <w:bottom w:w="120" w:type="dxa"/>
+              <w:right w:w="180" w:type="dxa"/>
+            </w:tcMar>
+            <w:vAlign w:val="center"/>
+            <w:hideMark/>
+          </w:tcPr>
+          <w:p>
+            <w:pPr>
+              <w:rPr>
+                <w:b/>
+                <w:bCs/>
+              </w:rPr>
+            </w:pPr>
+            <w:r>
+              <w:rPr>
+                <w:b/>
+                <w:bCs/>
+              </w:rPr>
+              <w:t>PurchasePlanner</w:t>
+            </w:r>
+          </w:p>
+        </w:tc>
+        <w:tc>
+          <w:tcPr>
+            <w:tcW w:w="0" w:type="auto"/>
+            <w:gridSpan w:val="2"/>
+            <w:tcBorders>
+              <w:top w:val="single" w:sz="6" w:space="0" w:color="C4C7C5"/>
+              <w:left w:val="single" w:sz="6" w:space="0" w:color="C4C7C5"/>
+              <w:bottom w:val="single" w:sz="6" w:space="0" w:color="C4C7C5"/>
+              <w:right w:val="single" w:sz="6" w:space="0" w:color="C4C7C5"/>
+            </w:tcBorders>
+            <w:tcMar>
+              <w:top w:w="120" w:type="dxa"/>
+              <w:left w:w="180" w:type="dxa"/>
+              <w:bottom w:w="120" w:type="dxa"/>
+              <w:right w:w="180" w:type="dxa"/>
+            </w:tcMar>
+            <w:vAlign w:val="center"/>
+            <w:hideMark/>
+          </w:tcPr>
+          <w:p>
+            <w:pPr>
+              <w:rPr>
+                <w:b/>
+                <w:bCs/>
+              </w:rPr>
+            </w:pPr>
+            <w:r>
+              <w:rPr>
+                <w:b/>
+                <w:bCs/>
+              </w:rPr>
+              <w:t>Intercepta la solicitud del usuario, extrae montos numéricos mediante lógica estática y genera marcas de tiempo basales.</w:t>
+            </w:r>
+          </w:p>
+        </w:tc>
+      </w:tr>
+      <w:tr>
+        <w:trPr>
+          <w:tblCellSpacing w:w="15" w:type="dxa"/>
+        </w:trPr>
+        <w:tc>
+          <w:tcPr>
+            <w:tcW w:w="0" w:type="auto"/>
+            <w:gridSpan w:val="2"/>
+            <w:tcBorders>
+              <w:top w:val="single" w:sz="6" w:space="0" w:color="C4C7C5"/>
+              <w:left w:val="single" w:sz="6" w:space="0" w:color="C4C7C5"/>
+              <w:bottom w:val="single" w:sz="6" w:space="0" w:color="C4C7C5"/>
+              <w:right w:val="single" w:sz="6" w:space="0" w:color="C4C7C5"/>
+            </w:tcBorders>
+            <w:tcMar>
+              <w:top w:w="120" w:type="dxa"/>
+              <w:left w:w="180" w:type="dxa"/>
+              <w:bottom w:w="120" w:type="dxa"/>
+              <w:right w:w="180" w:type="dxa"/>
+            </w:tcMar>
+            <w:vAlign w:val="center"/>
+            <w:hideMark/>
+          </w:tcPr>
+          <w:p>
+            <w:pPr>
+              <w:rPr>
+                <w:b/>
+                <w:bCs/>
+              </w:rPr>
+            </w:pPr>
+            <w:r>
+              <w:rPr>
+                <w:b/>
+                <w:bCs/>
+              </w:rPr>
+              <w:lastRenderedPageBreak/>
+              <w:t>Memoria</w:t>
+            </w:r>
+          </w:p>
+        </w:tc>
+        <w:tc>
+          <w:tcPr>
+            <w:tcW w:w="0" w:type="auto"/>
+            <w:tcBorders>
+              <w:top w:val="single" w:sz="6" w:space="0" w:color="C4C7C5"/>
+              <w:left w:val="single" w:sz="6" w:space="0" w:color="C4C7C5"/>
+              <w:bottom w:val="single" w:sz="6" w:space="0" w:color="C4C7C5"/>
+              <w:right w:val="single" w:sz="6" w:space="0" w:color="C4C7C5"/>
+            </w:tcBorders>
+            <w:tcMar>
+              <w:top w:w="120" w:type="dxa"/>
+              <w:left w:w="180" w:type="dxa"/>
+              <w:bottom w:w="120" w:type="dxa"/>
+              <w:right w:w="180" w:type="dxa"/>
+            </w:tcMar>
+            <w:vAlign w:val="center"/>
+            <w:hideMark/>
+          </w:tcPr>
+          <w:p>
+            <w:pPr>
+              <w:rPr>
+                <w:b/>
+                <w:bCs/>
+              </w:rPr>
+            </w:pPr>
+            <w:proofErr w:type="spellStart"/>
+            <w:r>
+              <w:rPr>
+                <w:b/>
+                <w:bCs/>
+              </w:rPr>
+              <w:t>ShortTermMemory</w:t>
+            </w:r>
+            <w:proofErr w:type="spellEnd"/>
+            <w:r>
+              <w:rPr>
+                <w:b/>
+                <w:bCs/>
+              </w:rPr>
+              <w:t xml:space="preserve"> &amp; SemanticMemory</w:t>
+            </w:r>
+          </w:p>
+        </w:tc>
+        <w:tc>
+          <w:tcPr>
+            <w:tcW w:w="0" w:type="auto"/>
+            <w:gridSpan w:val="2"/>
+            <w:tcBorders>
+              <w:top w:val="single" w:sz="6" w:space="0" w:color="C4C7C5"/>
+              <w:left w:val="single" w:sz="6" w:space="0" w:color="C4C7C5"/>
+              <w:bottom w:val="single" w:sz="6" w:space="0" w:color="C4C7C5"/>
+              <w:right w:val="single" w:sz="6" w:space="0" w:color="C4C7C5"/>
+            </w:tcBorders>
+            <w:tcMar>
+              <w:top w:w="120" w:type="dxa"/>
+              <w:left w:w="180" w:type="dxa"/>
+              <w:bottom w:w="120" w:type="dxa"/>
+              <w:right w:w="180" w:type="dxa"/>
+            </w:tcMar>
+            <w:vAlign w:val="center"/>
+            <w:hideMark/>
+          </w:tcPr>
+          <w:p>
+            <w:pPr>
+              <w:rPr>
+                <w:b/>
+                <w:bCs/>
+              </w:rPr>
+            </w:pPr>
+            <w:r>
+              <w:rPr>
+                <w:b/>
+                <w:bCs/>
+              </w:rPr>
+              <w:t xml:space="preserve">Corto Plazo: Historial lineal </w:t>
+            </w:r>
+            <w:proofErr w:type="spellStart"/>
+            <w:r>
+              <w:rPr>
+                <w:b/>
+                <w:bCs/>
+              </w:rPr>
+              <w:t>multi-turno</w:t>
+            </w:r>
+            <w:proofErr w:type="spellEnd"/>
+            <w:r>
+              <w:rPr>
+                <w:b/>
+                <w:bCs/>
+              </w:rPr>
+              <w:t xml:space="preserve"> de </w:t>
+            </w:r>
+            <w:proofErr w:type="spellStart"/>
+            <w:r>
+              <w:rPr>
+                <w:b/>
+                <w:bCs/>
+              </w:rPr>
+              <w:t>LangChain</w:t>
+            </w:r>
+            <w:proofErr w:type="spellEnd"/>
+            <w:r>
+              <w:rPr>
+                <w:b/>
+                <w:bCs/>
+              </w:rPr>
+              <w:t>.</w:t>
+            </w:r>
+          </w:p>
+          <w:p>
+            <w:pPr>
+              <w:rPr>
+                <w:b/>
+                <w:bCs/>
+              </w:rPr>
+            </w:pPr>
+            <w:r>
+              <w:rPr>
+                <w:b/>
+                <w:bCs/>
+              </w:rPr>
+              <w:br/>
+            </w:r>
+          </w:p>
+          <w:p>
+            <w:pPr>
+              <w:rPr>
+                <w:b/>
+                <w:bCs/>
+              </w:rPr>
+            </w:pPr>
+            <w:r>
+              <w:rPr>
+                <w:b/>
+                <w:bCs/>
+              </w:rPr>
+              <w:t>Semántico: Indexación local mediante FAISS con tolerancia defensiva a fallos de cuota/red.</w:t>
+            </w:r>
+          </w:p>
+        </w:tc>
+      </w:tr>
+      <w:tr>
+        <w:trPr>
+          <w:tblCellSpacing w:w="15" w:type="dxa"/>
+        </w:trPr>
+        <w:tc>
+          <w:tcPr>
+            <w:tcW w:w="0" w:type="auto"/>
+            <w:gridSpan w:val="2"/>
+            <w:tcBorders>
+              <w:top w:val="single" w:sz="6" w:space="0" w:color="C4C7C5"/>
+              <w:left w:val="single" w:sz="6" w:space="0" w:color="C4C7C5"/>
+              <w:bottom w:val="single" w:sz="6" w:space="0" w:color="C4C7C5"/>
+              <w:right w:val="single" w:sz="6" w:space="0" w:color="C4C7C5"/>
+            </w:tcBorders>
+            <w:tcMar>
+              <w:top w:w="120" w:type="dxa"/>
+              <w:left w:w="180" w:type="dxa"/>
+              <w:bottom w:w="120" w:type="dxa"/>
+              <w:right w:w="180" w:type="dxa"/>
+            </w:tcMar>
+            <w:vAlign w:val="center"/>
+            <w:hideMark/>
+          </w:tcPr>
+          <w:p>
+            <w:pPr>
+              <w:rPr>
+                <w:b/>
+                <w:bCs/>
+              </w:rPr>
+            </w:pPr>
+            <w:r>
+              <w:rPr>
+                <w:b/>
+                <w:bCs/>
+              </w:rPr>
+              <w:t>Sistema RAG</w:t>
+            </w:r>
+          </w:p>
+        </w:tc>
+        <w:tc>
+          <w:tcPr>
+            <w:tcW w:w="0" w:type="auto"/>
+            <w:tcBorders>
+              <w:top w:val="single" w:sz="6" w:space="0" w:color="C4C7C5"/>
+              <w:left w:val="single" w:sz="6" w:space="0" w:color="C4C7C5"/>
+              <w:bottom w:val="single" w:sz="6" w:space="0" w:color="C4C7C5"/>
+              <w:right w:val="single" w:sz="6" w:space="0" w:color="C4C7C5"/>
+            </w:tcBorders>
+            <w:tcMar>
+              <w:top w:w="120" w:type="dxa"/>
+              <w:left w:w="180" w:type="dxa"/>
+              <w:bottom w:w="120" w:type="dxa"/>
+              <w:right w:w="180" w:type="dxa"/>
+            </w:tcMar>
+            <w:vAlign w:val="center"/>
+            <w:hideMark/>
+          </w:tcPr>
+          <w:p>
+            <w:pPr>
+              <w:rPr>
+                <w:b/>
+                <w:bCs/>
+              </w:rPr>
+            </w:pPr>
+            <w:r>
+              <w:rPr>
+                <w:b/>
+                <w:bCs/>
+              </w:rPr>
+              <w:t>Base de Conocimiento Local</w:t>
+            </w:r>
+          </w:p>
+        </w:tc>
+        <w:tc>
+          <w:tcPr>
+            <w:tcW w:w="0" w:type="auto"/>
+            <w:gridSpan w:val="2"/>
+            <w:tcBorders>
+              <w:top w:val="single" w:sz="6" w:space="0" w:color="C4C7C5"/>
+              <w:left w:val="single" w:sz="6" w:space="0" w:color="C4C7C5"/>
+              <w:bottom w:val="single" w:sz="6" w:space="0" w:color="C4C7C5"/>
+              <w:right w:val="single" w:sz="6" w:space="0" w:color="C4C7C5"/>
+            </w:tcBorders>
+            <w:tcMar>
+              <w:top w:w="120" w:type="dxa"/>
+              <w:left w:w="180" w:type="dxa"/>
+              <w:bottom w:w="120" w:type="dxa"/>
+              <w:right w:w="180" w:type="dxa"/>
+            </w:tcMar>
+            <w:vAlign w:val="center"/>
+            <w:hideMark/>
+          </w:tcPr>
+          <w:p>
+            <w:pPr>
+              <w:rPr>
+                <w:b/>
+                <w:bCs/>
+              </w:rPr>
+            </w:pPr>
+            <w:r>
+              <w:rPr>
+                <w:b/>
+                <w:bCs/>
+              </w:rPr>
+              <w:t>Archivos organizacionales estáticos (compras.txt, finanzas.txt, etc.) consultados vía búsqueda por similitud de cosenos para evitar alucinaciones.</w:t>
+            </w:r>
+          </w:p>
+        </w:tc>
+      </w:tr>
+      <w:tr>
+        <w:trPr>
+          <w:tblCellSpacing w:w="15" w:type="dxa"/>
+        </w:trPr>
+        <w:tc>
+          <w:tcPr>
+            <w:tcW w:w="0" w:type="auto"/>
+            <w:gridSpan w:val="2"/>
+            <w:tcBorders>
+              <w:top w:val="single" w:sz="6" w:space="0" w:color="C4C7C5"/>
+              <w:left w:val="single" w:sz="6" w:space="0" w:color="C4C7C5"/>
+              <w:bottom w:val="single" w:sz="6" w:space="0" w:color="C4C7C5"/>
+              <w:right w:val="single" w:sz="6" w:space="0" w:color="C4C7C5"/>
+            </w:tcBorders>
+            <w:tcMar>
+              <w:top w:w="120" w:type="dxa"/>
+              <w:left w:w="180" w:type="dxa"/>
+              <w:bottom w:w="120" w:type="dxa"/>
+              <w:right w:w="180" w:type="dxa"/>
+            </w:tcMar>
+            <w:vAlign w:val="center"/>
+            <w:hideMark/>
+          </w:tcPr>
+          <w:p>
+            <w:pPr>
+              <w:rPr>
+                <w:b/>
+                <w:bCs/>
+              </w:rPr>
+            </w:pPr>
+            <w:r>
+              <w:rPr>
+                <w:b/>
+                <w:bCs/>
+              </w:rPr>
+              <w:t>Ecosistema de Tools</w:t>
+            </w:r>
+          </w:p>
+        </w:tc>
+        <w:tc>
+          <w:tcPr>
+            <w:tcW w:w="0" w:type="auto"/>
+            <w:tcBorders>
+              <w:top w:val="single" w:sz="6" w:space="0" w:color="C4C7C5"/>
+              <w:left w:val="single" w:sz="6" w:space="0" w:color="C4C7C5"/>
+              <w:bottom w:val="single" w:sz="6" w:space="0" w:color="C4C7C5"/>
+              <w:right w:val="single" w:sz="6" w:space="0" w:color="C4C7C5"/>
+            </w:tcBorders>
+            <w:tcMar>
+              <w:top w:w="120" w:type="dxa"/>
+              <w:left w:w="180" w:type="dxa"/>
+              <w:bottom w:w="120" w:type="dxa"/>
+              <w:right w:w="180" w:type="dxa"/>
+            </w:tcMar>
+            <w:vAlign w:val="center"/>
+            <w:hideMark/>
+          </w:tcPr>
+          <w:p>
+            <w:pPr>
+              <w:rPr>
+                <w:b/>
+                <w:bCs/>
+              </w:rPr>
+            </w:pPr>
+            <w:r>
+              <w:rPr>
+                <w:b/>
+                <w:bCs/>
+                <w:i/>
+                <w:iCs/>
+              </w:rPr>
+              <w:t xml:space="preserve">Knowledge, </w:t>
+            </w:r>
+            <w:proofErr w:type="spellStart"/>
+            <w:r>
+              <w:rPr>
+                <w:b/>
+                <w:bCs/>
+                <w:i/>
+                <w:iCs/>
+              </w:rPr>
+              <w:t>Approval</w:t>
+            </w:r>
+            <w:proofErr w:type="spellEnd"/>
+            <w:r>
+              <w:rPr>
+                <w:b/>
+                <w:bCs/>
+                <w:i/>
+                <w:iCs/>
+              </w:rPr>
+              <w:t xml:space="preserve">, Report &amp; </w:t>
+            </w:r>
+            <w:proofErr w:type="spellStart"/>
+            <w:r>
+              <w:rPr>
+                <w:b/>
+                <w:bCs/>
+                <w:i/>
+                <w:iCs/>
+              </w:rPr>
+              <w:t>History</w:t>
+            </w:r>
+            <w:proofErr w:type="spellEnd"/>
+            <w:r>
+              <w:rPr>
+                <w:b/>
+                <w:bCs/>
+                <w:i/>
+                <w:iCs/>
+              </w:rPr>
+              <w:t xml:space="preserve"> Tools</w:t>
+            </w:r>
+          </w:p>
+        </w:tc>
+        <w:tc>
+          <w:tcPr>
+            <w:tcW w:w="0" w:type="auto"/>
+            <w:gridSpan w:val="2"/>
+            <w:tcBorders>
+              <w:top w:val="single" w:sz="6" w:space="0" w:color="C4C7C5"/>
+              <w:left w:val="single" w:sz="6" w:space="0" w:color="C4C7C5"/>
+              <w:bottom w:val="single" w:sz="6" w:space="0" w:color="C4C7C5"/>
+              <w:right w:val="single" w:sz="6" w:space="0" w:color="C4C7C5"/>
+            </w:tcBorders>
+            <w:tcMar>
+              <w:top w:w="120" w:type="dxa"/>
+              <w:left w:w="180" w:type="dxa"/>
+              <w:bottom w:w="120" w:type="dxa"/>
+              <w:right w:w="180" w:type="dxa"/>
+            </w:tcMar>
+            <w:vAlign w:val="center"/>
+            <w:hideMark/>
+          </w:tcPr>
+          <w:p>
+            <w:pPr>
+              <w:rPr>
+                <w:b/>
+                <w:bCs/>
+              </w:rPr>
+            </w:pPr>
+            <w:r>
+              <w:rPr>
+                <w:b/>
+                <w:bCs/>
+              </w:rPr>
+              <w:t xml:space="preserve">Funciones modulares </w:t>
+            </w:r>
+            <w:proofErr w:type="spellStart"/>
+            <w:r>
+              <w:rPr>
+                <w:b/>
+                <w:bCs/>
+              </w:rPr>
+              <w:t>tipadas</w:t>
+            </w:r>
+            <w:proofErr w:type="spellEnd"/>
+            <w:r>
+              <w:rPr>
+                <w:b/>
+                <w:bCs/>
+              </w:rPr>
+              <w:t xml:space="preserve"> expuestas al LLM para consulta normativa, cálculo de límites, generación de reportes y revisión de históricos.</w:t>
+            </w:r>
+          </w:p>
+        </w:tc>
+      </w:tr>
+      <w:tr>
+        <w:trPr>
+          <w:tblCellSpacing w:w="15" w:type="dxa"/>
+        </w:trPr>
+        <w:tc>
+          <w:tcPr>
+            <w:tcW w:w="0" w:type="auto"/>
+            <w:gridSpan w:val="2"/>
+            <w:tcBorders>
+              <w:top w:val="single" w:sz="6" w:space="0" w:color="C4C7C5"/>
+              <w:left w:val="single" w:sz="6" w:space="0" w:color="C4C7C5"/>
+              <w:bottom w:val="single" w:sz="6" w:space="0" w:color="C4C7C5"/>
+              <w:right w:val="single" w:sz="6" w:space="0" w:color="C4C7C5"/>
+            </w:tcBorders>
+            <w:tcMar>
+              <w:top w:w="120" w:type="dxa"/>
+              <w:left w:w="180" w:type="dxa"/>
+              <w:bottom w:w="120" w:type="dxa"/>
+              <w:right w:w="180" w:type="dxa"/>
+            </w:tcMar>
+            <w:vAlign w:val="center"/>
+            <w:hideMark/>
+          </w:tcPr>
+          <w:p>
+            <w:pPr>
+              <w:rPr>
+                <w:b/>
+                <w:bCs/>
+              </w:rPr>
+            </w:pPr>
+            <w:r>
+              <w:rPr>
+                <w:b/>
+                <w:bCs/>
+              </w:rPr>
+              <w:t>Observabilidad</w:t>
+            </w:r>
+          </w:p>
+        </w:tc>
+        <w:tc>
+          <w:tcPr>
+            <w:tcW w:w="0" w:type="auto"/>
+            <w:tcBorders>
+              <w:top w:val="single" w:sz="6" w:space="0" w:color="C4C7C5"/>
+              <w:left w:val="single" w:sz="6" w:space="0" w:color="C4C7C5"/>
+              <w:bottom w:val="single" w:sz="6" w:space="0" w:color="C4C7C5"/>
+              <w:right w:val="single" w:sz="6" w:space="0" w:color="C4C7C5"/>
+            </w:tcBorders>
+            <w:tcMar>
+              <w:top w:w="120" w:type="dxa"/>
+              <w:left w:w="180" w:type="dxa"/>
+              <w:bottom w:w="120" w:type="dxa"/>
+              <w:right w:w="180" w:type="dxa"/>
+            </w:tcMar>
+            <w:vAlign w:val="center"/>
+            <w:hideMark/>
+          </w:tcPr>
+          <w:p>
+            <w:pPr>
+              <w:rPr>
+                <w:b/>
+                <w:bCs/>
+              </w:rPr>
+            </w:pPr>
+            <w:proofErr w:type="spellStart"/>
+            <w:r>
+              <w:rPr>
+                <w:b/>
+                <w:bCs/>
+                <w:i/>
+                <w:iCs/>
+              </w:rPr>
+              <w:t>Metrics</w:t>
+            </w:r>
+            <w:proofErr w:type="spellEnd"/>
+            <w:r>
+              <w:rPr>
+                <w:b/>
+                <w:bCs/>
+                <w:i/>
+                <w:iCs/>
+              </w:rPr>
+              <w:t xml:space="preserve"> Manager &amp; Resource Monitor</w:t>
+            </w:r>
+          </w:p>
+        </w:tc>
+        <w:tc>
+          <w:tcPr>
+            <w:tcW w:w="0" w:type="auto"/>
+            <w:gridSpan w:val="2"/>
+            <w:tcBorders>
+              <w:top w:val="single" w:sz="6" w:space="0" w:color="C4C7C5"/>
+              <w:left w:val="single" w:sz="6" w:space="0" w:color="C4C7C5"/>
+              <w:bottom w:val="single" w:sz="6" w:space="0" w:color="C4C7C5"/>
+              <w:right w:val="single" w:sz="6" w:space="0" w:color="C4C7C5"/>
+            </w:tcBorders>
+            <w:tcMar>
+              <w:top w:w="120" w:type="dxa"/>
+              <w:left w:w="180" w:type="dxa"/>
+              <w:bottom w:w="120" w:type="dxa"/>
+              <w:right w:w="180" w:type="dxa"/>
+            </w:tcMar>
+            <w:vAlign w:val="center"/>
+            <w:hideMark/>
+          </w:tcPr>
+          <w:p>
+            <w:pPr>
+              <w:rPr>
+                <w:b/>
+                <w:bCs/>
+              </w:rPr>
+            </w:pPr>
+            <w:r>
+              <w:rPr>
+                <w:b/>
+                <w:bCs/>
+              </w:rPr>
+              <w:t xml:space="preserve">Captura de telemetría informática en tiempo real (Solicitudes, Errores, Duraciones por </w:t>
+            </w:r>
+            <w:r>
+              <w:rPr>
+                <w:b/>
+                <w:bCs/>
+              </w:rPr>
+              <w:lastRenderedPageBreak/>
+              <w:t>traza, uso de hardware como CPU % y RAM).</w:t>
+            </w:r>
+          </w:p>
+        </w:tc>
+      </w:tr>
+      <w:tr>
+        <w:trPr>
+          <w:tblCellSpacing w:w="15" w:type="dxa"/>
+        </w:trPr>
+        <w:tc>
+          <w:tcPr>
+            <w:tcW w:w="0" w:type="auto"/>
+            <w:gridSpan w:val="2"/>
+            <w:tcBorders>
+              <w:top w:val="single" w:sz="6" w:space="0" w:color="C4C7C5"/>
+              <w:left w:val="single" w:sz="6" w:space="0" w:color="C4C7C5"/>
+              <w:bottom w:val="single" w:sz="6" w:space="0" w:color="C4C7C5"/>
+              <w:right w:val="single" w:sz="6" w:space="0" w:color="C4C7C5"/>
+            </w:tcBorders>
+            <w:tcMar>
+              <w:top w:w="120" w:type="dxa"/>
+              <w:left w:w="180" w:type="dxa"/>
+              <w:bottom w:w="120" w:type="dxa"/>
+              <w:right w:w="180" w:type="dxa"/>
+            </w:tcMar>
+            <w:vAlign w:val="center"/>
+            <w:hideMark/>
+          </w:tcPr>
+          <w:p>
+            <w:pPr>
+              <w:rPr>
+                <w:b/>
+                <w:bCs/>
+              </w:rPr>
+            </w:pPr>
+            <w:r>
+              <w:rPr>
+                <w:b/>
+                <w:bCs/>
+              </w:rPr>
+              <w:lastRenderedPageBreak/>
+              <w:t>Logs del Sistema</w:t>
+            </w:r>
+          </w:p>
+        </w:tc>
+        <w:tc>
+          <w:tcPr>
+            <w:tcW w:w="0" w:type="auto"/>
+            <w:tcBorders>
+              <w:top w:val="single" w:sz="6" w:space="0" w:color="C4C7C5"/>
+              <w:left w:val="single" w:sz="6" w:space="0" w:color="C4C7C5"/>
+              <w:bottom w:val="single" w:sz="6" w:space="0" w:color="C4C7C5"/>
+              <w:right w:val="single" w:sz="6" w:space="0" w:color="C4C7C5"/>
+            </w:tcBorders>
+            <w:tcMar>
+              <w:top w:w="120" w:type="dxa"/>
+              <w:left w:w="180" w:type="dxa"/>
+              <w:bottom w:w="120" w:type="dxa"/>
+              <w:right w:w="180" w:type="dxa"/>
+            </w:tcMar>
+            <w:vAlign w:val="center"/>
+            <w:hideMark/>
+          </w:tcPr>
+          <w:p>
+            <w:pPr>
+              <w:rPr>
+                <w:b/>
+                <w:bCs/>
+              </w:rPr>
+            </w:pPr>
+            <w:r>
+              <w:rPr>
+                <w:b/>
+                <w:bCs/>
+              </w:rPr>
+              <w:t>Carpeta logs/</w:t>
+            </w:r>
+          </w:p>
+        </w:tc>
+        <w:tc>
+          <w:tcPr>
+            <w:tcW w:w="0" w:type="auto"/>
+            <w:gridSpan w:val="2"/>
+            <w:tcBorders>
+              <w:top w:val="single" w:sz="6" w:space="0" w:color="C4C7C5"/>
+              <w:left w:val="single" w:sz="6" w:space="0" w:color="C4C7C5"/>
+              <w:bottom w:val="single" w:sz="6" w:space="0" w:color="C4C7C5"/>
+              <w:right w:val="single" w:sz="6" w:space="0" w:color="C4C7C5"/>
+            </w:tcBorders>
+            <w:tcMar>
+              <w:top w:w="120" w:type="dxa"/>
+              <w:left w:w="180" w:type="dxa"/>
+              <w:bottom w:w="120" w:type="dxa"/>
+              <w:right w:w="180" w:type="dxa"/>
+            </w:tcMar>
+            <w:vAlign w:val="center"/>
+            <w:hideMark/>
+          </w:tcPr>
+          <w:p>
+            <w:pPr>
+              <w:rPr>
+                <w:b/>
+                <w:bCs/>
+              </w:rPr>
+            </w:pPr>
+            <w:r>
+              <w:rPr>
+                <w:b/>
+                <w:bCs/>
+              </w:rPr>
+              <w:t>Persistencia en disco de datos operacionales crudos y estructurados a través de agent.log, metrics.json y execution_history.csv.</w:t>
+            </w:r>
+          </w:p>
+        </w:tc>
+      </w:tr>
+      <w:tr>
+        <w:trPr>
+          <w:tblCellSpacing w:w="15" w:type="dxa"/>
+        </w:trPr>
+        <w:tc>
+          <w:tcPr>
+            <w:tcW w:w="0" w:type="auto"/>
+            <w:gridSpan w:val="2"/>
+            <w:tcBorders>
+              <w:top w:val="single" w:sz="6" w:space="0" w:color="C4C7C5"/>
+              <w:left w:val="single" w:sz="6" w:space="0" w:color="C4C7C5"/>
+              <w:bottom w:val="single" w:sz="6" w:space="0" w:color="C4C7C5"/>
+              <w:right w:val="single" w:sz="6" w:space="0" w:color="C4C7C5"/>
+            </w:tcBorders>
+            <w:tcMar>
+              <w:top w:w="120" w:type="dxa"/>
+              <w:left w:w="180" w:type="dxa"/>
+              <w:bottom w:w="120" w:type="dxa"/>
+              <w:right w:w="180" w:type="dxa"/>
+            </w:tcMar>
+            <w:vAlign w:val="center"/>
+            <w:hideMark/>
+          </w:tcPr>
+          <w:p>
+            <w:pPr>
+              <w:rPr>
+                <w:b/>
+                <w:bCs/>
+              </w:rPr>
+            </w:pPr>
+            <w:r>
+              <w:rPr>
+                <w:b/>
+                <w:bCs/>
+              </w:rPr>
+              <w:t>Capa Analítica</w:t>
+            </w:r>
+          </w:p>
+        </w:tc>
+        <w:tc>
+          <w:tcPr>
+            <w:tcW w:w="0" w:type="auto"/>
+            <w:tcBorders>
+              <w:top w:val="single" w:sz="6" w:space="0" w:color="C4C7C5"/>
+              <w:left w:val="single" w:sz="6" w:space="0" w:color="C4C7C5"/>
+              <w:bottom w:val="single" w:sz="6" w:space="0" w:color="C4C7C5"/>
+              <w:right w:val="single" w:sz="6" w:space="0" w:color="C4C7C5"/>
+            </w:tcBorders>
+            <w:tcMar>
+              <w:top w:w="120" w:type="dxa"/>
+              <w:left w:w="180" w:type="dxa"/>
+              <w:bottom w:w="120" w:type="dxa"/>
+              <w:right w:w="180" w:type="dxa"/>
+            </w:tcMar>
+            <w:vAlign w:val="center"/>
+            <w:hideMark/>
+          </w:tcPr>
+          <w:p>
+            <w:pPr>
+              <w:rPr>
+                <w:b/>
+                <w:bCs/>
+              </w:rPr>
+            </w:pPr>
+            <w:r>
+              <w:rPr>
+                <w:b/>
+                <w:bCs/>
+              </w:rPr>
+              <w:t>Dashboard (app.py en Streamlit)</w:t>
+            </w:r>
+          </w:p>
+        </w:tc>
+        <w:tc>
+          <w:tcPr>
+            <w:tcW w:w="0" w:type="auto"/>
+            <w:gridSpan w:val="2"/>
+            <w:tcBorders>
+              <w:top w:val="single" w:sz="6" w:space="0" w:color="C4C7C5"/>
+              <w:left w:val="single" w:sz="6" w:space="0" w:color="C4C7C5"/>
+              <w:bottom w:val="single" w:sz="6" w:space="0" w:color="C4C7C5"/>
+              <w:right w:val="single" w:sz="6" w:space="0" w:color="C4C7C5"/>
+            </w:tcBorders>
+            <w:tcMar>
+              <w:top w:w="120" w:type="dxa"/>
+              <w:left w:w="180" w:type="dxa"/>
+              <w:bottom w:w="120" w:type="dxa"/>
+              <w:right w:w="180" w:type="dxa"/>
+            </w:tcMar>
+            <w:vAlign w:val="center"/>
+            <w:hideMark/>
+          </w:tcPr>
+          <w:p>
+            <w:pPr>
+              <w:rPr>
+                <w:b/>
+                <w:bCs/>
+              </w:rPr>
+            </w:pPr>
+            <w:r>
+              <w:rPr>
+                <w:b/>
+                <w:bCs/>
+              </w:rPr>
+              <w:t xml:space="preserve">Servidor web concurrente (Puerto 8501) que despliega gráficos interactivos de </w:t>
+            </w:r>
+            <w:proofErr w:type="spellStart"/>
+            <w:r>
+              <w:rPr>
+                <w:b/>
+                <w:bCs/>
+              </w:rPr>
+              <w:t>Matplotlib</w:t>
+            </w:r>
+            <w:proofErr w:type="spellEnd"/>
+            <w:r>
+              <w:rPr>
+                <w:b/>
+                <w:bCs/>
+              </w:rPr>
+              <w:t xml:space="preserve">, despliega </w:t>
+            </w:r>
+            <w:proofErr w:type="spellStart"/>
+            <w:r>
+              <w:rPr>
+                <w:b/>
+                <w:bCs/>
+              </w:rPr>
+              <w:t>KPIs</w:t>
+            </w:r>
+            <w:proofErr w:type="spellEnd"/>
+            <w:r>
+              <w:rPr>
+                <w:b/>
+                <w:bCs/>
+              </w:rPr>
+              <w:t xml:space="preserve"> de salud y tablas de historial.</w:t>
+            </w:r>
+          </w:p>
+        </w:tc>
+      </w:tr>
+      <w:tr>
+        <w:trPr>
+          <w:tblCellSpacing w:w="15" w:type="dxa"/>
+        </w:trPr>
+        <w:tc>
+          <w:tcPr>
+            <w:tcW w:w="0" w:type="auto"/>
+            <w:gridSpan w:val="2"/>
+            <w:tcBorders>
+              <w:top w:val="single" w:sz="6" w:space="0" w:color="C4C7C5"/>
+              <w:left w:val="single" w:sz="6" w:space="0" w:color="C4C7C5"/>
+              <w:bottom w:val="single" w:sz="6" w:space="0" w:color="C4C7C5"/>
+              <w:right w:val="single" w:sz="6" w:space="0" w:color="C4C7C5"/>
+            </w:tcBorders>
+            <w:tcMar>
+              <w:top w:w="120" w:type="dxa"/>
+              <w:left w:w="180" w:type="dxa"/>
+              <w:bottom w:w="120" w:type="dxa"/>
+              <w:right w:w="180" w:type="dxa"/>
+            </w:tcMar>
+            <w:vAlign w:val="center"/>
+            <w:hideMark/>
+          </w:tcPr>
+          <w:p>
+            <w:pPr>
+              <w:rPr>
+                <w:b/>
+                <w:bCs/>
+              </w:rPr>
+            </w:pPr>
+            <w:r>
+              <w:rPr>
+                <w:b/>
+                <w:bCs/>
+              </w:rPr>
+              <w:t>Futuras Extensiones</w:t>
+            </w:r>
+          </w:p>
+        </w:tc>
+        <w:tc>
+          <w:tcPr>
+            <w:tcW w:w="0" w:type="auto"/>
+            <w:tcBorders>
+              <w:top w:val="single" w:sz="6" w:space="0" w:color="C4C7C5"/>
+              <w:left w:val="single" w:sz="6" w:space="0" w:color="C4C7C5"/>
+              <w:bottom w:val="single" w:sz="6" w:space="0" w:color="C4C7C5"/>
+              <w:right w:val="single" w:sz="6" w:space="0" w:color="C4C7C5"/>
+            </w:tcBorders>
+            <w:tcMar>
+              <w:top w:w="120" w:type="dxa"/>
+              <w:left w:w="180" w:type="dxa"/>
+              <w:bottom w:w="120" w:type="dxa"/>
+              <w:right w:w="180" w:type="dxa"/>
+            </w:tcMar>
+            <w:vAlign w:val="center"/>
+            <w:hideMark/>
+          </w:tcPr>
+          <w:p>
+            <w:pPr>
+              <w:rPr>
+                <w:b/>
+                <w:bCs/>
+              </w:rPr>
+            </w:pPr>
+            <w:r>
+              <w:rPr>
+                <w:b/>
+                <w:bCs/>
+              </w:rPr>
+              <w:t>Modularidad de Diseño</w:t>
+            </w:r>
+          </w:p>
+        </w:tc>
+        <w:tc>
+          <w:tcPr>
+            <w:tcW w:w="0" w:type="auto"/>
+            <w:gridSpan w:val="2"/>
+            <w:tcBorders>
+              <w:top w:val="single" w:sz="6" w:space="0" w:color="C4C7C5"/>
+              <w:left w:val="single" w:sz="6" w:space="0" w:color="C4C7C5"/>
+              <w:bottom w:val="single" w:sz="6" w:space="0" w:color="C4C7C5"/>
+              <w:right w:val="single" w:sz="6" w:space="0" w:color="C4C7C5"/>
+            </w:tcBorders>
+            <w:tcMar>
+              <w:top w:w="120" w:type="dxa"/>
+              <w:left w:w="180" w:type="dxa"/>
+              <w:bottom w:w="120" w:type="dxa"/>
+              <w:right w:w="180" w:type="dxa"/>
+            </w:tcMar>
+            <w:vAlign w:val="center"/>
+            <w:hideMark/>
+          </w:tcPr>
+          <w:p>
+            <w:pPr>
+              <w:rPr>
+                <w:b/>
+                <w:bCs/>
+              </w:rPr>
+            </w:pPr>
+            <w:proofErr w:type="spellStart"/>
+            <w:r>
+              <w:rPr>
+                <w:b/>
+                <w:bCs/>
+              </w:rPr>
+              <w:t>Roadmap</w:t>
+            </w:r>
+            <w:proofErr w:type="spellEnd"/>
+            <w:r>
+              <w:rPr>
+                <w:b/>
+                <w:bCs/>
+              </w:rPr>
+              <w:t xml:space="preserve"> enfocado en migración a bases de datos en la nube, </w:t>
+            </w:r>
+            <w:proofErr w:type="spellStart"/>
+            <w:r>
+              <w:rPr>
+                <w:b/>
+                <w:bCs/>
+              </w:rPr>
+              <w:t>APIs</w:t>
+            </w:r>
+            <w:proofErr w:type="spellEnd"/>
+            <w:r>
+              <w:rPr>
+                <w:b/>
+                <w:bCs/>
+              </w:rPr>
+              <w:t xml:space="preserve"> REST (</w:t>
+            </w:r>
+            <w:proofErr w:type="spellStart"/>
+            <w:r>
+              <w:rPr>
+                <w:b/>
+                <w:bCs/>
+              </w:rPr>
+              <w:t>FastAPI</w:t>
+            </w:r>
+            <w:proofErr w:type="spellEnd"/>
+            <w:r>
+              <w:rPr>
+                <w:b/>
+                <w:bCs/>
+              </w:rPr>
+              <w:t xml:space="preserve">) y patrones de orquestación </w:t>
+            </w:r>
+            <w:proofErr w:type="spellStart"/>
+            <w:r>
+              <w:rPr>
+                <w:b/>
+                <w:bCs/>
+              </w:rPr>
+              <w:t>multi-agente</w:t>
+            </w:r>
+            <w:proofErr w:type="spellEnd"/>
+            <w:r>
+              <w:rPr>
+                <w:b/>
+                <w:bCs/>
+              </w:rPr>
+              <w:t xml:space="preserve"> distribuidos.</w:t>
+            </w:r>
+          </w:p>
+        </w:tc>
+      </w:tr>
       <w:tr>
         <w:trPr>
           <w:tblHeader/>
@@ -404,6 +1839,7 @@
         <w:tc>
           <w:tcPr>
             <w:tcW w:w="0" w:type="auto"/>
+            <w:gridSpan w:val="3"/>
             <w:tcBorders>
               <w:top w:val="single" w:sz="6" w:space="0" w:color="C4C7C5"/>
               <w:left w:val="single" w:sz="6" w:space="0" w:color="C4C7C5"/>
@@ -493,6 +1929,7 @@
         <w:tc>
           <w:tcPr>
             <w:tcW w:w="0" w:type="auto"/>
+            <w:gridSpan w:val="3"/>
             <w:tcBorders>
               <w:top w:val="single" w:sz="6" w:space="0" w:color="C4C7C5"/>
               <w:left w:val="single" w:sz="6" w:space="0" w:color="C4C7C5"/>
@@ -509,13 +1946,8 @@
             <w:hideMark/>
           </w:tcPr>
           <w:p>
-            <w:proofErr w:type="spellStart"/>
-            <w:r>
-              <w:t>PurchasePlanner</w:t>
-            </w:r>
-            <w:proofErr w:type="spellEnd"/>
-            <w:r>
-              <w:t xml:space="preserve"> (planner.py)</w:t>
+            <w:r>
+              <w:t>PurchasePlanner (planner.py)</w:t>
             </w:r>
           </w:p>
         </w:tc>
@@ -539,7 +1971,11 @@
           </w:tcPr>
           <w:p>
             <w:r>
-              <w:t>Analiza la entrada mediante expresiones regulares o lógica estática para predeterminar el plan de acción, registrando marcas de tiempo.</w:t>
+              <w:t xml:space="preserve">Analiza la entrada mediante expresiones regulares o lógica </w:t>
+            </w:r>
+            <w:r>
+              <w:lastRenderedPageBreak/>
+              <w:t>estática para predeterminar el plan de acción, registrando marcas de tiempo.</w:t>
             </w:r>
           </w:p>
         </w:tc>
@@ -572,6 +2008,7 @@
                 <w:b/>
                 <w:bCs/>
               </w:rPr>
+              <w:lastRenderedPageBreak/>
               <w:t>Orquestador</w:t>
             </w:r>
           </w:p>
@@ -579,6 +2016,7 @@
         <w:tc>
           <w:tcPr>
             <w:tcW w:w="0" w:type="auto"/>
+            <w:gridSpan w:val="3"/>
             <w:tcBorders>
               <w:top w:val="single" w:sz="6" w:space="0" w:color="C4C7C5"/>
               <w:left w:val="single" w:sz="6" w:space="0" w:color="C4C7C5"/>
@@ -673,6 +2111,7 @@
         <w:tc>
           <w:tcPr>
             <w:tcW w:w="0" w:type="auto"/>
+            <w:gridSpan w:val="3"/>
             <w:tcBorders>
               <w:top w:val="single" w:sz="6" w:space="0" w:color="C4C7C5"/>
               <w:left w:val="single" w:sz="6" w:space="0" w:color="C4C7C5"/>
@@ -689,13 +2128,8 @@
             <w:hideMark/>
           </w:tcPr>
           <w:p>
-            <w:proofErr w:type="spellStart"/>
-            <w:r>
-              <w:t>SemanticMemory</w:t>
-            </w:r>
-            <w:proofErr w:type="spellEnd"/>
-            <w:r>
-              <w:t xml:space="preserve"> (</w:t>
+            <w:r>
+              <w:t>SemanticMemory (</w:t>
             </w:r>
             <w:proofErr w:type="spellStart"/>
             <w:r>
@@ -767,6 +2201,7 @@
         <w:tc>
           <w:tcPr>
             <w:tcW w:w="0" w:type="auto"/>
+            <w:gridSpan w:val="3"/>
             <w:tcBorders>
               <w:top w:val="single" w:sz="6" w:space="0" w:color="C4C7C5"/>
               <w:left w:val="single" w:sz="6" w:space="0" w:color="C4C7C5"/>
@@ -821,11 +2256,7 @@
           </w:tcPr>
           <w:p>
             <w:r>
-              <w:t xml:space="preserve">Persistencia y recuperación del </w:t>
-            </w:r>
-            <w:r>
-              <w:lastRenderedPageBreak/>
-              <w:t>historial lineal de la conversación por turnos.</w:t>
+              <w:t>Persistencia y recuperación del historial lineal de la conversación por turnos.</w:t>
             </w:r>
           </w:p>
         </w:tc>
@@ -858,8 +2289,40 @@
                 <w:b/>
                 <w:bCs/>
               </w:rPr>
-              <w:lastRenderedPageBreak/>
               <w:t>Herramientas</w:t>
+            </w:r>
+          </w:p>
+        </w:tc>
+        <w:tc>
+          <w:tcPr>
+            <w:tcW w:w="0" w:type="auto"/>
+            <w:gridSpan w:val="3"/>
+            <w:tcBorders>
+              <w:top w:val="single" w:sz="6" w:space="0" w:color="C4C7C5"/>
+              <w:left w:val="single" w:sz="6" w:space="0" w:color="C4C7C5"/>
+              <w:bottom w:val="single" w:sz="6" w:space="0" w:color="C4C7C5"/>
+              <w:right w:val="single" w:sz="6" w:space="0" w:color="C4C7C5"/>
+            </w:tcBorders>
+            <w:tcMar>
+              <w:top w:w="120" w:type="dxa"/>
+              <w:left w:w="180" w:type="dxa"/>
+              <w:bottom w:w="120" w:type="dxa"/>
+              <w:right w:w="180" w:type="dxa"/>
+            </w:tcMar>
+            <w:vAlign w:val="center"/>
+            <w:hideMark/>
+          </w:tcPr>
+          <w:p>
+            <w:r>
+              <w:t xml:space="preserve">Carpeta </w:t>
+            </w:r>
+            <w:proofErr w:type="spellStart"/>
+            <w:r>
+              <w:t>tools</w:t>
+            </w:r>
+            <w:proofErr w:type="spellEnd"/>
+            <w:r>
+              <w:t>/</w:t>
             </w:r>
           </w:p>
         </w:tc>
@@ -883,63 +2346,27 @@
           </w:tcPr>
           <w:p>
             <w:r>
-              <w:t xml:space="preserve">Carpeta </w:t>
+              <w:t>Módulos independientes y tipados que exponen funciones específicas de consulta (</w:t>
             </w:r>
             <w:proofErr w:type="spellStart"/>
             <w:r>
-              <w:t>tools</w:t>
+              <w:t>knowledge_tool</w:t>
             </w:r>
             <w:proofErr w:type="spellEnd"/>
             <w:r>
-              <w:t>/</w:t>
-            </w:r>
-          </w:p>
-        </w:tc>
-        <w:tc>
-          <w:tcPr>
-            <w:tcW w:w="0" w:type="auto"/>
-            <w:tcBorders>
-              <w:top w:val="single" w:sz="6" w:space="0" w:color="C4C7C5"/>
-              <w:left w:val="single" w:sz="6" w:space="0" w:color="C4C7C5"/>
-              <w:bottom w:val="single" w:sz="6" w:space="0" w:color="C4C7C5"/>
-              <w:right w:val="single" w:sz="6" w:space="0" w:color="C4C7C5"/>
-            </w:tcBorders>
-            <w:tcMar>
-              <w:top w:w="120" w:type="dxa"/>
-              <w:left w:w="180" w:type="dxa"/>
-              <w:bottom w:w="120" w:type="dxa"/>
-              <w:right w:w="180" w:type="dxa"/>
-            </w:tcMar>
-            <w:vAlign w:val="center"/>
-            <w:hideMark/>
-          </w:tcPr>
-          <w:p>
-            <w:r>
-              <w:t>Módulos independientes y tipados que exponen funciones específicas de consulta (</w:t>
+              <w:t xml:space="preserve">, </w:t>
             </w:r>
             <w:proofErr w:type="spellStart"/>
             <w:r>
-              <w:t>knowledge_tool</w:t>
+              <w:t>history_tool</w:t>
             </w:r>
             <w:proofErr w:type="spellEnd"/>
             <w:r>
-              <w:t xml:space="preserve">, </w:t>
-            </w:r>
-            <w:proofErr w:type="spellStart"/>
-            <w:r>
-              <w:t>history_tool</w:t>
-            </w:r>
-            <w:proofErr w:type="spellEnd"/>
-            <w:r>
-              <w:t>), lógica de negocio (</w:t>
-            </w:r>
-            <w:proofErr w:type="spellStart"/>
-            <w:r>
-              <w:t>approval_tool</w:t>
-            </w:r>
-            <w:proofErr w:type="spellEnd"/>
-            <w:r>
-              <w:t>) y persistencia local (</w:t>
+              <w:t xml:space="preserve">), lógica de negocio (approval_tool) </w:t>
+            </w:r>
+            <w:r>
+              <w:lastRenderedPageBreak/>
+              <w:t>y persistencia local (</w:t>
             </w:r>
             <w:proofErr w:type="spellStart"/>
             <w:r>
@@ -954,22 +2381,18 @@
       </w:tr>
     </w:tbl>
     <w:p>
-      <w:r>
-        <w:t>El diagrama de orquestación técnica que acopla estos componentes está documentado para el repositorio en la sección correspondiente del archivo README.md.</w:t>
-      </w:r>
-    </w:p>
-    <w:p>
-      <w:pPr>
-        <w:rPr>
-          <w:b/>
-          <w:bCs/>
-        </w:rPr>
-      </w:pPr>
-      <w:r>
-        <w:rPr>
-          <w:b/>
-          <w:bCs/>
-        </w:rPr>
+      <w:pPr>
+        <w:rPr>
+          <w:b/>
+          <w:bCs/>
+        </w:rPr>
+      </w:pPr>
+      <w:r>
+        <w:rPr>
+          <w:b/>
+          <w:bCs/>
+        </w:rPr>
+        <w:lastRenderedPageBreak/>
         <w:t>4. Justificación técnica de las decisiones de diseño</w:t>
       </w:r>
     </w:p>
@@ -1095,22 +2518,189 @@
           <w:b/>
           <w:bCs/>
         </w:rPr>
+        <w:t>4.3. Persistencia Defensiva y Auditoría</w:t>
+      </w:r>
+    </w:p>
+    <w:p>
+      <w:r>
+        <w:t>La herramienta report_tool.py escribe directamente archivos de texto plano en la ruta local data/</w:t>
+      </w:r>
+      <w:proofErr w:type="spellStart"/>
+      <w:r>
+        <w:t>reports</w:t>
+      </w:r>
+      <w:proofErr w:type="spellEnd"/>
+      <w:r>
+        <w:t>/. Su implementación es de naturaleza defensiva: si el directorio de salida no existe en el sistema operativo del usuario, la herramienta lo crea automáticamente en tiempo de ejecución, asegurando la continuidad del flujo sin emitir excepciones de interrupción. De forma complementaria, el módulo logs/agente.log garantiza la rendición de cuentas registrando de manera secuencial los tiempos de procesamiento de cada solicitud.</w:t>
+      </w:r>
+    </w:p>
+    <w:p>
+      <w:pPr>
+        <w:rPr>
+          <w:b/>
+          <w:bCs/>
+        </w:rPr>
+      </w:pPr>
+      <w:r>
+        <w:rPr>
+          <w:b/>
+          <w:bCs/>
+        </w:rPr>
+        <w:t>4.4 Observabilidad como componente arquitectónico</w:t>
+      </w:r>
+    </w:p>
+    <w:p>
+      <w:r>
+        <w:t xml:space="preserve">Uno de los principales avances incorporados durante la Evaluación Parcial 3 corresponde a la implementación de una capa de observabilidad transversal. Esta capa permite monitorear el comportamiento interno del agente, registrar métricas de </w:t>
+      </w:r>
+      <w:r>
         <w:lastRenderedPageBreak/>
-        <w:t>4.3. Persistencia Defensiva y Auditoría</w:t>
-      </w:r>
-    </w:p>
-    <w:p>
-      <w:r>
-        <w:t>La herramienta report_tool.py escribe directamente archivos de texto plano en la ruta local data/</w:t>
-      </w:r>
-      <w:proofErr w:type="spellStart"/>
-      <w:r>
-        <w:t>reports</w:t>
-      </w:r>
-      <w:proofErr w:type="spellEnd"/>
-      <w:r>
-        <w:t>/. Su implementación es de naturaleza defensiva: si el directorio de salida no existe en el sistema operativo del usuario, la herramienta lo crea automáticamente en tiempo de ejecución, asegurando la continuidad del flujo sin emitir excepciones de interrupción. De forma complementaria, el módulo logs/agente.log garantiza la rendición de cuentas registrando de manera secuencial los tiempos de procesamiento de cada solicitud.</w:t>
-      </w:r>
+        <w:t>ejecución, analizar tendencias operacionales y detectar potenciales degradaciones de rendimiento.</w:t>
+      </w:r>
+    </w:p>
+    <w:p>
+      <w:r>
+        <w:t>La arquitectura de observabilidad fue diseñada siguiendo principios similares a los utilizados en sistemas distribuidos modernos, donde la toma de decisiones debe ser acompañada por mecanismos de monitoreo y trazabilidad.</w:t>
+      </w:r>
+    </w:p>
+    <w:p>
+      <w:r>
+        <w:t>Componentes:</w:t>
+      </w:r>
+    </w:p>
+    <w:p>
+      <w:pPr>
+        <w:rPr>
+          <w:b/>
+          <w:bCs/>
+          <w:u w:val="single"/>
+        </w:rPr>
+      </w:pPr>
+      <w:r>
+        <w:rPr>
+          <w:b/>
+          <w:bCs/>
+          <w:u w:val="single"/>
+        </w:rPr>
+        <w:t>-</w:t>
+      </w:r>
+      <w:r>
+        <w:rPr>
+          <w:b/>
+          <w:bCs/>
+          <w:u w:val="single"/>
+        </w:rPr>
+        <w:t xml:space="preserve">MetricsManager </w:t>
+      </w:r>
+    </w:p>
+    <w:p>
+      <w:pPr>
+        <w:rPr>
+          <w:b/>
+          <w:bCs/>
+          <w:u w:val="single"/>
+        </w:rPr>
+      </w:pPr>
+      <w:r>
+        <w:rPr>
+          <w:b/>
+          <w:bCs/>
+          <w:u w:val="single"/>
+        </w:rPr>
+        <w:t>-</w:t>
+      </w:r>
+      <w:r>
+        <w:rPr>
+          <w:b/>
+          <w:bCs/>
+          <w:u w:val="single"/>
+        </w:rPr>
+        <w:t xml:space="preserve">Execution Logger </w:t>
+      </w:r>
+    </w:p>
+    <w:p>
+      <w:pPr>
+        <w:rPr>
+          <w:b/>
+          <w:bCs/>
+          <w:u w:val="single"/>
+        </w:rPr>
+      </w:pPr>
+      <w:r>
+        <w:rPr>
+          <w:b/>
+          <w:bCs/>
+          <w:u w:val="single"/>
+        </w:rPr>
+        <w:t>-</w:t>
+      </w:r>
+      <w:r>
+        <w:rPr>
+          <w:b/>
+          <w:bCs/>
+          <w:u w:val="single"/>
+        </w:rPr>
+        <w:t xml:space="preserve">Resource Monitor </w:t>
+      </w:r>
+    </w:p>
+    <w:p>
+      <w:pPr>
+        <w:rPr>
+          <w:b/>
+          <w:bCs/>
+          <w:u w:val="single"/>
+        </w:rPr>
+      </w:pPr>
+      <w:r>
+        <w:rPr>
+          <w:b/>
+          <w:bCs/>
+          <w:u w:val="single"/>
+        </w:rPr>
+        <w:t>-</w:t>
+      </w:r>
+      <w:r>
+        <w:rPr>
+          <w:b/>
+          <w:bCs/>
+          <w:u w:val="single"/>
+        </w:rPr>
+        <w:t xml:space="preserve">Trace Manager </w:t>
+      </w:r>
+    </w:p>
+    <w:p>
+      <w:pPr>
+        <w:rPr>
+          <w:b/>
+          <w:bCs/>
+          <w:u w:val="single"/>
+        </w:rPr>
+      </w:pPr>
+      <w:r>
+        <w:rPr>
+          <w:b/>
+          <w:bCs/>
+          <w:u w:val="single"/>
+        </w:rPr>
+        <w:t>-</w:t>
+      </w:r>
+      <w:r>
+        <w:rPr>
+          <w:b/>
+          <w:bCs/>
+          <w:u w:val="single"/>
+        </w:rPr>
+        <w:t>Dashboard Streamlit</w:t>
+      </w:r>
+    </w:p>
+    <w:p>
+      <w:pPr>
+        <w:rPr>
+          <w:b/>
+          <w:bCs/>
+          <w:u w:val="single"/>
+        </w:rPr>
+      </w:pPr>
     </w:p>
     <w:p>
       <w:pPr>
@@ -1202,42 +2792,10 @@
           <w:b/>
           <w:bCs/>
         </w:rPr>
-        <w:t>Recuperación Semántica de Largo Plazo (</w:t>
-      </w:r>
-      <w:proofErr w:type="spellStart"/>
-      <w:r>
-        <w:rPr>
-          <w:b/>
-          <w:bCs/>
-        </w:rPr>
-        <w:t>SemanticMemory</w:t>
-      </w:r>
-      <w:proofErr w:type="spellEnd"/>
-      <w:r>
-        <w:rPr>
-          <w:b/>
-          <w:bCs/>
-        </w:rPr>
-        <w:t>):</w:t>
-      </w:r>
-      <w:r>
-        <w:t xml:space="preserve"> Indexa los documentos institucionales (compras.txt, finanzas.txt, casos_historicos.txt, etc.) aplicando un fraccionamiento de texto optimizado. Expone métodos de búsqueda por similitud de cosenos para inyectar fragmentos relevantes de políticas organizacionales directo en el </w:t>
-      </w:r>
-      <w:proofErr w:type="spellStart"/>
-      <w:r>
-        <w:t>prompt</w:t>
-      </w:r>
-      <w:proofErr w:type="spellEnd"/>
-      <w:r>
-        <w:t xml:space="preserve">, impidiendo que el agente </w:t>
-      </w:r>
-      <w:proofErr w:type="spellStart"/>
-      <w:r>
-        <w:t>alumine</w:t>
-      </w:r>
-      <w:proofErr w:type="spellEnd"/>
-      <w:r>
-        <w:t xml:space="preserve"> con umbrales presupuestarios inventados.</w:t>
+        <w:t>Recuperación Semántica de Largo Plazo (SemanticMemory):</w:t>
+      </w:r>
+      <w:r>
+        <w:t xml:space="preserve"> Indexa los documentos institucionales (compras.txt, finanzas.txt, casos_historicos.txt, etc.) aplicando un fraccionamiento de texto optimizado. Expone métodos de búsqueda por similitud de cosenos para inyectar fragmentos relevantes de políticas organizacionales directo en el prompt, impidiendo que el agente alumine con umbrales presupuestarios inventados.</w:t>
       </w:r>
     </w:p>
     <w:p>
@@ -1272,37 +2830,22 @@
     </w:p>
     <w:p>
       <w:r>
-        <w:t xml:space="preserve">La clase </w:t>
-      </w:r>
-      <w:proofErr w:type="spellStart"/>
-      <w:r>
-        <w:t>PurchasePlanner</w:t>
-      </w:r>
-      <w:proofErr w:type="spellEnd"/>
-      <w:r>
-        <w:t xml:space="preserve"> intercepta el requerimiento del usuario antes de que este sea enviado al modelo fundacional. Su objetivo es estructurar un plan metodológico inicial y </w:t>
-      </w:r>
-      <w:proofErr w:type="spellStart"/>
-      <w:r>
-        <w:t>pre-analizar</w:t>
-      </w:r>
-      <w:proofErr w:type="spellEnd"/>
-      <w:r>
-        <w:t xml:space="preserve"> montos numéricos o intenciones primarias, aislando la lógica dura del formateo interpretativo.</w:t>
-      </w:r>
-    </w:p>
-    <w:p>
-      <w:pPr>
-        <w:rPr>
-          <w:b/>
-          <w:bCs/>
-        </w:rPr>
-      </w:pPr>
-      <w:r>
-        <w:rPr>
-          <w:b/>
-          <w:bCs/>
-        </w:rPr>
+        <w:t>La clase PurchasePlanner intercepta el requerimiento del usuario antes de que este sea enviado al modelo fundacional. Su objetivo es estructurar un plan metodológico inicial y pre-analizar montos numéricos o intenciones primarias, aislando la lógica dura del formateo interpretativo.</w:t>
+      </w:r>
+    </w:p>
+    <w:p>
+      <w:pPr>
+        <w:rPr>
+          <w:b/>
+          <w:bCs/>
+        </w:rPr>
+      </w:pPr>
+      <w:r>
+        <w:rPr>
+          <w:b/>
+          <w:bCs/>
+        </w:rPr>
+        <w:lastRenderedPageBreak/>
         <w:t>6.2. Decisiones Adaptativas según el Entorno</w:t>
       </w:r>
     </w:p>
@@ -1357,7 +2900,6 @@
                 <w:b/>
                 <w:bCs/>
               </w:rPr>
-              <w:lastRenderedPageBreak/>
               <w:t>Escenario Evaluado</w:t>
             </w:r>
           </w:p>
@@ -1495,15 +3037,7 @@
           </w:tcPr>
           <w:p>
             <w:r>
-              <w:t xml:space="preserve">El agente consulta compras.txt, detecta la violación del umbral de los 500 USD mediante </w:t>
-            </w:r>
-            <w:proofErr w:type="spellStart"/>
-            <w:r>
-              <w:t>approval_tool</w:t>
-            </w:r>
-            <w:proofErr w:type="spellEnd"/>
-            <w:r>
-              <w:t>, dicta que requiere aprobación de finanzas de forma obligatoria y gatilla de manera autónoma la generación de un archivo de reporte físico en disk.</w:t>
+              <w:t>El agente consulta compras.txt, detecta la violación del umbral de los 500 USD mediante approval_tool, dicta que requiere aprobación de finanzas de forma obligatoria y gatilla de manera autónoma la generación de un archivo de reporte físico en disk.</w:t>
             </w:r>
           </w:p>
         </w:tc>
@@ -1672,101 +3206,600 @@
         <w:t>Flujo de Evaluación Menor (Aprobación Express):</w:t>
       </w:r>
       <w:r>
-        <w:t xml:space="preserve"> Al procesar un requerimiento por debajo de la barrera financiera, el agente interactúa con </w:t>
+        <w:t xml:space="preserve"> Al procesar un requerimiento por debajo de la barrera financiera, el agente interactúa con approval_tool, constata que cumple las políticas corporativas y responde de forma inmediata notificando la aprobación automatizada, evitando la sobrecarga de generación de archivos físicos innecesarios.</w:t>
+      </w:r>
+    </w:p>
+    <w:p>
+      <w:pPr>
+        <w:rPr>
+          <w:b/>
+          <w:bCs/>
+        </w:rPr>
+      </w:pPr>
+      <w:r>
+        <w:rPr>
+          <w:b/>
+          <w:bCs/>
+        </w:rPr>
+        <w:lastRenderedPageBreak/>
+        <w:t>7.1 Métricas opcionales</w:t>
+      </w:r>
+    </w:p>
+    <w:p>
+      <w:pPr>
+        <w:ind w:firstLine="708"/>
+      </w:pPr>
+      <w:r>
+        <w:rPr>
+          <w:b/>
+          <w:bCs/>
+        </w:rPr>
+        <w:t>Archivo</w:t>
+      </w:r>
+      <w:r>
+        <w:t xml:space="preserve">: </w:t>
+      </w:r>
+      <w:r>
+        <w:t>observability/metrics.py</w:t>
+      </w:r>
+    </w:p>
+    <w:p>
+      <w:pPr>
+        <w:ind w:firstLine="360"/>
+        <w:rPr>
+          <w:b/>
+          <w:bCs/>
+        </w:rPr>
+      </w:pPr>
+      <w:r>
+        <w:rPr>
+          <w:b/>
+          <w:bCs/>
+        </w:rPr>
+        <w:t>Métricas registradas:</w:t>
+      </w:r>
+    </w:p>
+    <w:p>
+      <w:pPr>
+        <w:numPr>
+          <w:ilvl w:val="0"/>
+          <w:numId w:val="4"/>
+        </w:numPr>
+      </w:pPr>
+      <w:r>
+        <w:t>solicitudes procesadas</w:t>
+      </w:r>
+      <w:r>
+        <w:t>.</w:t>
+      </w:r>
+    </w:p>
+    <w:p>
+      <w:pPr>
+        <w:numPr>
+          <w:ilvl w:val="0"/>
+          <w:numId w:val="4"/>
+        </w:numPr>
+      </w:pPr>
+      <w:r>
+        <w:t>solicitudes exitosas</w:t>
+      </w:r>
+      <w:r>
+        <w:t>.</w:t>
+      </w:r>
+    </w:p>
+    <w:p>
+      <w:pPr>
+        <w:numPr>
+          <w:ilvl w:val="0"/>
+          <w:numId w:val="4"/>
+        </w:numPr>
+      </w:pPr>
+      <w:r>
+        <w:t>errores</w:t>
+      </w:r>
+      <w:r>
+        <w:t>.</w:t>
+      </w:r>
+    </w:p>
+    <w:p>
+      <w:pPr>
+        <w:numPr>
+          <w:ilvl w:val="0"/>
+          <w:numId w:val="4"/>
+        </w:numPr>
+      </w:pPr>
+      <w:r>
+        <w:t>latencia promedio</w:t>
+      </w:r>
+      <w:r>
+        <w:t>.</w:t>
+      </w:r>
+    </w:p>
+    <w:p>
+      <w:pPr>
+        <w:numPr>
+          <w:ilvl w:val="0"/>
+          <w:numId w:val="4"/>
+        </w:numPr>
+      </w:pPr>
+      <w:r>
+        <w:t>utilización de herramientas</w:t>
+      </w:r>
+      <w:r>
+        <w:t>.</w:t>
+      </w:r>
+    </w:p>
+    <w:p>
+      <w:pPr>
+        <w:numPr>
+          <w:ilvl w:val="0"/>
+          <w:numId w:val="4"/>
+        </w:numPr>
+      </w:pPr>
+      <w:r>
+        <w:t>reportes generados.</w:t>
+      </w:r>
+    </w:p>
+    <w:p>
+      <w:pPr>
+        <w:ind w:firstLine="708"/>
+      </w:pPr>
+      <w:r>
+        <w:rPr>
+          <w:b/>
+          <w:bCs/>
+        </w:rPr>
+        <w:t>Persistencia</w:t>
+      </w:r>
+      <w:r>
+        <w:t xml:space="preserve">: </w:t>
+      </w:r>
+      <w:r>
+        <w:t>logs/metrics.json</w:t>
+      </w:r>
+    </w:p>
+    <w:p>
+      <w:pPr>
+        <w:rPr>
+          <w:b/>
+          <w:bCs/>
+        </w:rPr>
+      </w:pPr>
+      <w:r>
+        <w:rPr>
+          <w:b/>
+          <w:bCs/>
+        </w:rPr>
+        <w:t>7.2 Historial de Ejecución</w:t>
+      </w:r>
+    </w:p>
+    <w:p>
+      <w:pPr>
+        <w:ind w:firstLine="708"/>
+      </w:pPr>
+      <w:r>
+        <w:t xml:space="preserve">Archivo: </w:t>
+      </w:r>
+      <w:r>
+        <w:t>logs/execution_history.csv</w:t>
+      </w:r>
+    </w:p>
+    <w:p>
+      <w:pPr>
+        <w:ind w:firstLine="360"/>
+        <w:rPr>
+          <w:b/>
+          <w:bCs/>
+        </w:rPr>
+      </w:pPr>
+      <w:r>
+        <w:rPr>
+          <w:b/>
+          <w:bCs/>
+        </w:rPr>
+        <w:t>Permite almacenar:</w:t>
+      </w:r>
+    </w:p>
+    <w:p>
+      <w:pPr>
+        <w:numPr>
+          <w:ilvl w:val="0"/>
+          <w:numId w:val="5"/>
+        </w:numPr>
+      </w:pPr>
+      <w:r>
+        <w:t>fecha</w:t>
+      </w:r>
+      <w:r>
+        <w:t>.</w:t>
+      </w:r>
+    </w:p>
+    <w:p>
+      <w:pPr>
+        <w:numPr>
+          <w:ilvl w:val="0"/>
+          <w:numId w:val="5"/>
+        </w:numPr>
+      </w:pPr>
+      <w:r>
+        <w:t>consulta</w:t>
+      </w:r>
+      <w:r>
+        <w:t>.</w:t>
+      </w:r>
+    </w:p>
+    <w:p>
+      <w:pPr>
+        <w:numPr>
+          <w:ilvl w:val="0"/>
+          <w:numId w:val="5"/>
+        </w:numPr>
+      </w:pPr>
+      <w:r>
+        <w:t>tiempo de respuesta</w:t>
+      </w:r>
+      <w:r>
+        <w:t>.</w:t>
+      </w:r>
+    </w:p>
+    <w:p>
+      <w:pPr>
+        <w:numPr>
+          <w:ilvl w:val="0"/>
+          <w:numId w:val="5"/>
+        </w:numPr>
+      </w:pPr>
+      <w:r>
+        <w:t>consumo CPU</w:t>
+      </w:r>
+      <w:r>
+        <w:t>.</w:t>
+      </w:r>
+      <w:r>
+        <w:t xml:space="preserve"> </w:t>
+      </w:r>
+    </w:p>
+    <w:p>
+      <w:pPr>
+        <w:numPr>
+          <w:ilvl w:val="0"/>
+          <w:numId w:val="5"/>
+        </w:numPr>
+      </w:pPr>
+      <w:r>
+        <w:t>consumo RAM</w:t>
+      </w:r>
+      <w:r>
+        <w:t>.</w:t>
+      </w:r>
+    </w:p>
+    <w:p>
+      <w:pPr>
+        <w:numPr>
+          <w:ilvl w:val="0"/>
+          <w:numId w:val="5"/>
+        </w:numPr>
+      </w:pPr>
+      <w:r>
+        <w:t xml:space="preserve">estado final. </w:t>
+      </w:r>
+    </w:p>
+    <w:p>
+      <w:pPr>
+        <w:ind w:firstLine="360"/>
+        <w:rPr>
+          <w:b/>
+          <w:bCs/>
+        </w:rPr>
+      </w:pPr>
+      <w:r>
+        <w:rPr>
+          <w:b/>
+          <w:bCs/>
+        </w:rPr>
+        <w:t>Beneficios:</w:t>
+      </w:r>
+    </w:p>
+    <w:p>
+      <w:pPr>
+        <w:numPr>
+          <w:ilvl w:val="0"/>
+          <w:numId w:val="6"/>
+        </w:numPr>
+      </w:pPr>
+      <w:r>
+        <w:t>auditoría posterior</w:t>
+      </w:r>
+      <w:r>
+        <w:t>.</w:t>
+      </w:r>
+    </w:p>
+    <w:p>
+      <w:pPr>
+        <w:numPr>
+          <w:ilvl w:val="0"/>
+          <w:numId w:val="6"/>
+        </w:numPr>
+      </w:pPr>
+      <w:r>
+        <w:t>análisis histórico</w:t>
+      </w:r>
+      <w:r>
+        <w:t>.</w:t>
+      </w:r>
+    </w:p>
+    <w:p>
+      <w:pPr>
+        <w:numPr>
+          <w:ilvl w:val="0"/>
+          <w:numId w:val="6"/>
+        </w:numPr>
+      </w:pPr>
+      <w:r>
+        <w:t>detección de tendencias.</w:t>
+      </w:r>
+    </w:p>
+    <w:p>
+      <w:pPr>
+        <w:rPr>
+          <w:b/>
+          <w:bCs/>
+        </w:rPr>
+      </w:pPr>
+      <w:r>
+        <w:rPr>
+          <w:b/>
+          <w:bCs/>
+        </w:rPr>
+        <w:t>7.3 Monitor de Recursos</w:t>
+      </w:r>
+    </w:p>
+    <w:p>
+      <w:pPr>
+        <w:ind w:firstLine="708"/>
+      </w:pPr>
+      <w:r>
+        <w:t xml:space="preserve">Archivo: </w:t>
+      </w:r>
+      <w:r>
+        <w:t>resource_monitor.py</w:t>
+      </w:r>
+    </w:p>
+    <w:p>
+      <w:pPr>
+        <w:ind w:firstLine="708"/>
+        <w:rPr>
+          <w:b/>
+          <w:bCs/>
+        </w:rPr>
+      </w:pPr>
+      <w:r>
+        <w:rPr>
+          <w:b/>
+          <w:bCs/>
+        </w:rPr>
+        <w:t>Indicadores:</w:t>
+      </w:r>
+    </w:p>
+    <w:p>
+      <w:pPr>
+        <w:numPr>
+          <w:ilvl w:val="0"/>
+          <w:numId w:val="7"/>
+        </w:numPr>
+      </w:pPr>
+      <w:r>
+        <w:lastRenderedPageBreak/>
+        <w:t>CPU</w:t>
+      </w:r>
+      <w:r>
+        <w:t>.</w:t>
+      </w:r>
+    </w:p>
+    <w:p>
+      <w:pPr>
+        <w:numPr>
+          <w:ilvl w:val="0"/>
+          <w:numId w:val="7"/>
+        </w:numPr>
+      </w:pPr>
+      <w:r>
+        <w:t>M</w:t>
+      </w:r>
+      <w:r>
+        <w:t>emoria</w:t>
+      </w:r>
+      <w:r>
+        <w:t>.</w:t>
+      </w:r>
+    </w:p>
+    <w:p>
+      <w:pPr>
+        <w:numPr>
+          <w:ilvl w:val="0"/>
+          <w:numId w:val="7"/>
+        </w:numPr>
+      </w:pPr>
+      <w:r>
+        <w:t>U</w:t>
+      </w:r>
+      <w:r>
+        <w:t>ptime</w:t>
+      </w:r>
+      <w:r>
+        <w:t>.</w:t>
+      </w:r>
+    </w:p>
+    <w:p>
+      <w:pPr>
+        <w:numPr>
+          <w:ilvl w:val="0"/>
+          <w:numId w:val="7"/>
+        </w:numPr>
+      </w:pPr>
+      <w:r>
+        <w:t>núcleos del sistema.</w:t>
+      </w:r>
+    </w:p>
+    <w:p>
+      <w:pPr>
+        <w:rPr>
+          <w:b/>
+          <w:bCs/>
+        </w:rPr>
+      </w:pPr>
+      <w:r>
+        <w:rPr>
+          <w:b/>
+          <w:bCs/>
+        </w:rPr>
+        <w:t>7.4 Trazabilidad</w:t>
+      </w:r>
+    </w:p>
+    <w:p>
+      <w:pPr>
+        <w:ind w:firstLine="708"/>
+      </w:pPr>
+      <w:r>
+        <w:t xml:space="preserve">Archivo: </w:t>
+      </w:r>
+      <w:r>
+        <w:t>tracer.py</w:t>
+      </w:r>
+    </w:p>
+    <w:p>
+      <w:pPr>
+        <w:ind w:firstLine="708"/>
+      </w:pPr>
+      <w:r>
+        <w:t>Cada etapa crítica es medida individualmente:</w:t>
+      </w:r>
+    </w:p>
+    <w:p>
+      <w:pPr>
+        <w:pStyle w:val="Prrafodelista"/>
+        <w:numPr>
+          <w:ilvl w:val="0"/>
+          <w:numId w:val="8"/>
+        </w:numPr>
+      </w:pPr>
+      <w:r>
+        <w:t>Planner</w:t>
+      </w:r>
+    </w:p>
+    <w:p>
+      <w:pPr>
+        <w:pStyle w:val="Prrafodelista"/>
+        <w:numPr>
+          <w:ilvl w:val="0"/>
+          <w:numId w:val="8"/>
+        </w:numPr>
+      </w:pPr>
+      <w:r>
+        <w:t>LLM</w:t>
+      </w:r>
+    </w:p>
+    <w:p>
+      <w:pPr>
+        <w:pStyle w:val="Prrafodelista"/>
+        <w:numPr>
+          <w:ilvl w:val="0"/>
+          <w:numId w:val="8"/>
+        </w:numPr>
+      </w:pPr>
+      <w:r>
+        <w:t>Tool Calling</w:t>
+      </w:r>
+    </w:p>
+    <w:p>
+      <w:pPr>
+        <w:pStyle w:val="Prrafodelista"/>
+        <w:numPr>
+          <w:ilvl w:val="0"/>
+          <w:numId w:val="8"/>
+        </w:numPr>
+      </w:pPr>
+      <w:r>
+        <w:t>Report Generation</w:t>
+      </w:r>
+    </w:p>
+    <w:p>
+      <w:pPr>
+        <w:ind w:firstLine="708"/>
+      </w:pPr>
+      <w:r>
+        <w:t>Esto permite identificar cuellos de botella.</w:t>
+      </w:r>
+    </w:p>
+    <w:p>
+      <w:pPr>
+        <w:ind w:firstLine="708"/>
+      </w:pPr>
+    </w:p>
+    <w:p/>
+    <w:p>
+      <w:pPr>
+        <w:rPr>
+          <w:b/>
+          <w:bCs/>
+        </w:rPr>
+      </w:pPr>
+      <w:r>
+        <w:rPr>
+          <w:b/>
+          <w:bCs/>
+        </w:rPr>
+        <w:t>8. Limitaciones y trabajo futuro</w:t>
+      </w:r>
+    </w:p>
+    <w:p>
+      <w:r>
+        <w:t xml:space="preserve">La base de conocimiento actual reside en archivos estructurados estáticos que deben poblarse manualmente en el directorio local. Una línea de evolución natural para la arquitectura del sistema incluye la conexión directa del módulo SemanticMemory a bases de datos relacionales ERP corporativas en tiempo real y la sustitución de la planificación heurística por un enfoque robusto </w:t>
       </w:r>
       <w:proofErr w:type="spellStart"/>
       <w:r>
-        <w:t>approval_tool</w:t>
+        <w:t>multi-agente</w:t>
       </w:r>
       <w:proofErr w:type="spellEnd"/>
       <w:r>
-        <w:t>, constata que cumple las políticas corporativas y responde de forma inmediata notificando la aprobación automatizada, evitando la sobrecarga de generación de archivos físicos innecesarios.</w:t>
-      </w:r>
-    </w:p>
-    <w:p>
-      <w:pPr>
-        <w:rPr>
-          <w:b/>
-          <w:bCs/>
-        </w:rPr>
-      </w:pPr>
-      <w:r>
-        <w:rPr>
-          <w:b/>
-          <w:bCs/>
-        </w:rPr>
-        <w:t>8. Limitaciones y trabajo futuro</w:t>
-      </w:r>
-    </w:p>
-    <w:p>
-      <w:r>
-        <w:t xml:space="preserve">La base de conocimiento actual reside en archivos estructurados estáticos que deben poblarse manualmente en el directorio local. Una línea de evolución natural para la arquitectura del sistema incluye la conexión directa del módulo </w:t>
+        <w:t xml:space="preserve"> basado en patrones Supervisor/Trabajador para segmentar compras por categorías de productos especializados.</w:t>
+      </w:r>
+    </w:p>
+    <w:p>
+      <w:pPr>
+        <w:rPr>
+          <w:b/>
+          <w:bCs/>
+        </w:rPr>
+      </w:pPr>
+      <w:r>
+        <w:rPr>
+          <w:b/>
+          <w:bCs/>
+        </w:rPr>
+        <w:t>9. Conclusiones</w:t>
+      </w:r>
+    </w:p>
+    <w:p>
+      <w:r>
+        <w:t>La tercera iteración del SAEAC amplía significativamente las capacidades desarrolladas durante la Evaluación Parcial 2. Además de mantener una arquitectura basada en agentes autónomos, recuperación semántica y herramientas especializadas, la solución incorpora mecanismos avanzados de observabilidad, monitoreo y análisis operacional.</w:t>
+      </w:r>
+    </w:p>
+    <w:p>
+      <w:r>
+        <w:t xml:space="preserve">La integración de métricas, trazabilidad, monitoreo de recursos y </w:t>
       </w:r>
       <w:proofErr w:type="spellStart"/>
       <w:r>
-        <w:t>SemanticMemory</w:t>
+        <w:t>dashboards</w:t>
       </w:r>
       <w:proofErr w:type="spellEnd"/>
       <w:r>
-        <w:t xml:space="preserve"> a bases de datos relacionales ERP corporativas en tiempo real y la </w:t>
+        <w:t xml:space="preserve"> analíticos transforma al sistema desde un agente autónomo funcional hacia una plataforma organizacional auditable y medible. Esta evolución permite no sólo </w:t>
       </w:r>
       <w:r>
         <w:lastRenderedPageBreak/>
-        <w:t xml:space="preserve">sustitución de la planificación heurística por un enfoque robusto </w:t>
-      </w:r>
-      <w:proofErr w:type="spellStart"/>
-      <w:r>
-        <w:t>multi-agente</w:t>
-      </w:r>
-      <w:proofErr w:type="spellEnd"/>
-      <w:r>
-        <w:t xml:space="preserve"> basado en patrones Supervisor/Trabajador para segmentar compras por categorías de productos especializados.</w:t>
-      </w:r>
-    </w:p>
-    <w:p>
-      <w:pPr>
-        <w:rPr>
-          <w:b/>
-          <w:bCs/>
-        </w:rPr>
-      </w:pPr>
-      <w:r>
-        <w:rPr>
-          <w:b/>
-          <w:bCs/>
-        </w:rPr>
-        <w:t>9. Conclusiones</w:t>
-      </w:r>
-    </w:p>
-    <w:p>
-      <w:r>
-        <w:t xml:space="preserve">El agente </w:t>
-      </w:r>
-      <w:r>
-        <w:rPr>
-          <w:b/>
-          <w:bCs/>
-        </w:rPr>
-        <w:t>SAEAC</w:t>
-      </w:r>
-      <w:r>
-        <w:t xml:space="preserve"> cumple satisfactoriamente con la totalidad de los criterios metodológicos e indicadores estipulados en la pauta de evaluación parcial de Duoc UC. La correcta integración de herramientas autónomas mediante ciclos </w:t>
-      </w:r>
-      <w:proofErr w:type="spellStart"/>
-      <w:r>
-        <w:t>ReAct</w:t>
-      </w:r>
-      <w:proofErr w:type="spellEnd"/>
-      <w:r>
-        <w:t xml:space="preserve"> dentro de </w:t>
-      </w:r>
-      <w:proofErr w:type="spellStart"/>
-      <w:r>
-        <w:t>LangChain</w:t>
-      </w:r>
-      <w:proofErr w:type="spellEnd"/>
-      <w:r>
-        <w:t>, el aislamiento del contexto mediante almacenamiento semántico FAISS y el diseño defensivo de flujos de toma de decisiones garantizan una solución de software escalable, trazable y robusta para la automatización segura de procesos de auditoría dentro de la organización.</w:t>
+        <w:t>automatizar decisiones de compra, sino también supervisar y optimizar continuamente el desempeño del propio agente, alineándose con prácticas modernas de ingeniería de software e inteligencia artificial empresarial.</w:t>
       </w:r>
     </w:p>
     <w:p/>
@@ -1932,6 +3965,304 @@
     </w:lvl>
   </w:abstractNum>
   <w:abstractNum w:abstractNumId="1" w15:restartNumberingAfterBreak="0">
+    <w:nsid w:val="2361057F"/>
+    <w:multiLevelType w:val="multilevel"/>
+    <w:tmpl w:val="07DAA7C6"/>
+    <w:lvl w:ilvl="0">
+      <w:start w:val="1"/>
+      <w:numFmt w:val="bullet"/>
+      <w:lvlText w:val=""/>
+      <w:lvlJc w:val="left"/>
+      <w:pPr>
+        <w:tabs>
+          <w:tab w:val="num" w:pos="1068"/>
+        </w:tabs>
+        <w:ind w:left="1068" w:hanging="360"/>
+      </w:pPr>
+      <w:rPr>
+        <w:rFonts w:ascii="Symbol" w:hAnsi="Symbol" w:hint="default"/>
+        <w:sz w:val="20"/>
+      </w:rPr>
+    </w:lvl>
+    <w:lvl w:ilvl="1" w:tentative="1">
+      <w:start w:val="1"/>
+      <w:numFmt w:val="bullet"/>
+      <w:lvlText w:val="o"/>
+      <w:lvlJc w:val="left"/>
+      <w:pPr>
+        <w:tabs>
+          <w:tab w:val="num" w:pos="1788"/>
+        </w:tabs>
+        <w:ind w:left="1788" w:hanging="360"/>
+      </w:pPr>
+      <w:rPr>
+        <w:rFonts w:ascii="Courier New" w:hAnsi="Courier New" w:hint="default"/>
+        <w:sz w:val="20"/>
+      </w:rPr>
+    </w:lvl>
+    <w:lvl w:ilvl="2" w:tentative="1">
+      <w:start w:val="1"/>
+      <w:numFmt w:val="bullet"/>
+      <w:lvlText w:val=""/>
+      <w:lvlJc w:val="left"/>
+      <w:pPr>
+        <w:tabs>
+          <w:tab w:val="num" w:pos="2508"/>
+        </w:tabs>
+        <w:ind w:left="2508" w:hanging="360"/>
+      </w:pPr>
+      <w:rPr>
+        <w:rFonts w:ascii="Wingdings" w:hAnsi="Wingdings" w:hint="default"/>
+        <w:sz w:val="20"/>
+      </w:rPr>
+    </w:lvl>
+    <w:lvl w:ilvl="3" w:tentative="1">
+      <w:start w:val="1"/>
+      <w:numFmt w:val="bullet"/>
+      <w:lvlText w:val=""/>
+      <w:lvlJc w:val="left"/>
+      <w:pPr>
+        <w:tabs>
+          <w:tab w:val="num" w:pos="3228"/>
+        </w:tabs>
+        <w:ind w:left="3228" w:hanging="360"/>
+      </w:pPr>
+      <w:rPr>
+        <w:rFonts w:ascii="Wingdings" w:hAnsi="Wingdings" w:hint="default"/>
+        <w:sz w:val="20"/>
+      </w:rPr>
+    </w:lvl>
+    <w:lvl w:ilvl="4" w:tentative="1">
+      <w:start w:val="1"/>
+      <w:numFmt w:val="bullet"/>
+      <w:lvlText w:val=""/>
+      <w:lvlJc w:val="left"/>
+      <w:pPr>
+        <w:tabs>
+          <w:tab w:val="num" w:pos="3948"/>
+        </w:tabs>
+        <w:ind w:left="3948" w:hanging="360"/>
+      </w:pPr>
+      <w:rPr>
+        <w:rFonts w:ascii="Wingdings" w:hAnsi="Wingdings" w:hint="default"/>
+        <w:sz w:val="20"/>
+      </w:rPr>
+    </w:lvl>
+    <w:lvl w:ilvl="5" w:tentative="1">
+      <w:start w:val="1"/>
+      <w:numFmt w:val="bullet"/>
+      <w:lvlText w:val=""/>
+      <w:lvlJc w:val="left"/>
+      <w:pPr>
+        <w:tabs>
+          <w:tab w:val="num" w:pos="4668"/>
+        </w:tabs>
+        <w:ind w:left="4668" w:hanging="360"/>
+      </w:pPr>
+      <w:rPr>
+        <w:rFonts w:ascii="Wingdings" w:hAnsi="Wingdings" w:hint="default"/>
+        <w:sz w:val="20"/>
+      </w:rPr>
+    </w:lvl>
+    <w:lvl w:ilvl="6" w:tentative="1">
+      <w:start w:val="1"/>
+      <w:numFmt w:val="bullet"/>
+      <w:lvlText w:val=""/>
+      <w:lvlJc w:val="left"/>
+      <w:pPr>
+        <w:tabs>
+          <w:tab w:val="num" w:pos="5388"/>
+        </w:tabs>
+        <w:ind w:left="5388" w:hanging="360"/>
+      </w:pPr>
+      <w:rPr>
+        <w:rFonts w:ascii="Wingdings" w:hAnsi="Wingdings" w:hint="default"/>
+        <w:sz w:val="20"/>
+      </w:rPr>
+    </w:lvl>
+    <w:lvl w:ilvl="7" w:tentative="1">
+      <w:start w:val="1"/>
+      <w:numFmt w:val="bullet"/>
+      <w:lvlText w:val=""/>
+      <w:lvlJc w:val="left"/>
+      <w:pPr>
+        <w:tabs>
+          <w:tab w:val="num" w:pos="6108"/>
+        </w:tabs>
+        <w:ind w:left="6108" w:hanging="360"/>
+      </w:pPr>
+      <w:rPr>
+        <w:rFonts w:ascii="Wingdings" w:hAnsi="Wingdings" w:hint="default"/>
+        <w:sz w:val="20"/>
+      </w:rPr>
+    </w:lvl>
+    <w:lvl w:ilvl="8" w:tentative="1">
+      <w:start w:val="1"/>
+      <w:numFmt w:val="bullet"/>
+      <w:lvlText w:val=""/>
+      <w:lvlJc w:val="left"/>
+      <w:pPr>
+        <w:tabs>
+          <w:tab w:val="num" w:pos="6828"/>
+        </w:tabs>
+        <w:ind w:left="6828" w:hanging="360"/>
+      </w:pPr>
+      <w:rPr>
+        <w:rFonts w:ascii="Wingdings" w:hAnsi="Wingdings" w:hint="default"/>
+        <w:sz w:val="20"/>
+      </w:rPr>
+    </w:lvl>
+  </w:abstractNum>
+  <w:abstractNum w:abstractNumId="2" w15:restartNumberingAfterBreak="0">
+    <w:nsid w:val="2883603C"/>
+    <w:multiLevelType w:val="multilevel"/>
+    <w:tmpl w:val="399EBA2C"/>
+    <w:lvl w:ilvl="0">
+      <w:start w:val="1"/>
+      <w:numFmt w:val="bullet"/>
+      <w:lvlText w:val=""/>
+      <w:lvlJc w:val="left"/>
+      <w:pPr>
+        <w:tabs>
+          <w:tab w:val="num" w:pos="1068"/>
+        </w:tabs>
+        <w:ind w:left="1068" w:hanging="360"/>
+      </w:pPr>
+      <w:rPr>
+        <w:rFonts w:ascii="Symbol" w:hAnsi="Symbol" w:hint="default"/>
+        <w:sz w:val="20"/>
+      </w:rPr>
+    </w:lvl>
+    <w:lvl w:ilvl="1" w:tentative="1">
+      <w:start w:val="1"/>
+      <w:numFmt w:val="bullet"/>
+      <w:lvlText w:val="o"/>
+      <w:lvlJc w:val="left"/>
+      <w:pPr>
+        <w:tabs>
+          <w:tab w:val="num" w:pos="1788"/>
+        </w:tabs>
+        <w:ind w:left="1788" w:hanging="360"/>
+      </w:pPr>
+      <w:rPr>
+        <w:rFonts w:ascii="Courier New" w:hAnsi="Courier New" w:hint="default"/>
+        <w:sz w:val="20"/>
+      </w:rPr>
+    </w:lvl>
+    <w:lvl w:ilvl="2" w:tentative="1">
+      <w:start w:val="1"/>
+      <w:numFmt w:val="bullet"/>
+      <w:lvlText w:val=""/>
+      <w:lvlJc w:val="left"/>
+      <w:pPr>
+        <w:tabs>
+          <w:tab w:val="num" w:pos="2508"/>
+        </w:tabs>
+        <w:ind w:left="2508" w:hanging="360"/>
+      </w:pPr>
+      <w:rPr>
+        <w:rFonts w:ascii="Wingdings" w:hAnsi="Wingdings" w:hint="default"/>
+        <w:sz w:val="20"/>
+      </w:rPr>
+    </w:lvl>
+    <w:lvl w:ilvl="3" w:tentative="1">
+      <w:start w:val="1"/>
+      <w:numFmt w:val="bullet"/>
+      <w:lvlText w:val=""/>
+      <w:lvlJc w:val="left"/>
+      <w:pPr>
+        <w:tabs>
+          <w:tab w:val="num" w:pos="3228"/>
+        </w:tabs>
+        <w:ind w:left="3228" w:hanging="360"/>
+      </w:pPr>
+      <w:rPr>
+        <w:rFonts w:ascii="Wingdings" w:hAnsi="Wingdings" w:hint="default"/>
+        <w:sz w:val="20"/>
+      </w:rPr>
+    </w:lvl>
+    <w:lvl w:ilvl="4" w:tentative="1">
+      <w:start w:val="1"/>
+      <w:numFmt w:val="bullet"/>
+      <w:lvlText w:val=""/>
+      <w:lvlJc w:val="left"/>
+      <w:pPr>
+        <w:tabs>
+          <w:tab w:val="num" w:pos="3948"/>
+        </w:tabs>
+        <w:ind w:left="3948" w:hanging="360"/>
+      </w:pPr>
+      <w:rPr>
+        <w:rFonts w:ascii="Wingdings" w:hAnsi="Wingdings" w:hint="default"/>
+        <w:sz w:val="20"/>
+      </w:rPr>
+    </w:lvl>
+    <w:lvl w:ilvl="5" w:tentative="1">
+      <w:start w:val="1"/>
+      <w:numFmt w:val="bullet"/>
+      <w:lvlText w:val=""/>
+      <w:lvlJc w:val="left"/>
+      <w:pPr>
+        <w:tabs>
+          <w:tab w:val="num" w:pos="4668"/>
+        </w:tabs>
+        <w:ind w:left="4668" w:hanging="360"/>
+      </w:pPr>
+      <w:rPr>
+        <w:rFonts w:ascii="Wingdings" w:hAnsi="Wingdings" w:hint="default"/>
+        <w:sz w:val="20"/>
+      </w:rPr>
+    </w:lvl>
+    <w:lvl w:ilvl="6" w:tentative="1">
+      <w:start w:val="1"/>
+      <w:numFmt w:val="bullet"/>
+      <w:lvlText w:val=""/>
+      <w:lvlJc w:val="left"/>
+      <w:pPr>
+        <w:tabs>
+          <w:tab w:val="num" w:pos="5388"/>
+        </w:tabs>
+        <w:ind w:left="5388" w:hanging="360"/>
+      </w:pPr>
+      <w:rPr>
+        <w:rFonts w:ascii="Wingdings" w:hAnsi="Wingdings" w:hint="default"/>
+        <w:sz w:val="20"/>
+      </w:rPr>
+    </w:lvl>
+    <w:lvl w:ilvl="7" w:tentative="1">
+      <w:start w:val="1"/>
+      <w:numFmt w:val="bullet"/>
+      <w:lvlText w:val=""/>
+      <w:lvlJc w:val="left"/>
+      <w:pPr>
+        <w:tabs>
+          <w:tab w:val="num" w:pos="6108"/>
+        </w:tabs>
+        <w:ind w:left="6108" w:hanging="360"/>
+      </w:pPr>
+      <w:rPr>
+        <w:rFonts w:ascii="Wingdings" w:hAnsi="Wingdings" w:hint="default"/>
+        <w:sz w:val="20"/>
+      </w:rPr>
+    </w:lvl>
+    <w:lvl w:ilvl="8" w:tentative="1">
+      <w:start w:val="1"/>
+      <w:numFmt w:val="bullet"/>
+      <w:lvlText w:val=""/>
+      <w:lvlJc w:val="left"/>
+      <w:pPr>
+        <w:tabs>
+          <w:tab w:val="num" w:pos="6828"/>
+        </w:tabs>
+        <w:ind w:left="6828" w:hanging="360"/>
+      </w:pPr>
+      <w:rPr>
+        <w:rFonts w:ascii="Wingdings" w:hAnsi="Wingdings" w:hint="default"/>
+        <w:sz w:val="20"/>
+      </w:rPr>
+    </w:lvl>
+  </w:abstractNum>
+  <w:abstractNum w:abstractNumId="3" w15:restartNumberingAfterBreak="0">
     <w:nsid w:val="45E52990"/>
     <w:multiLevelType w:val="multilevel"/>
     <w:tmpl w:val="7FE627A6"/>
@@ -2080,7 +4411,418 @@
       </w:rPr>
     </w:lvl>
   </w:abstractNum>
-  <w:abstractNum w:abstractNumId="2" w15:restartNumberingAfterBreak="0">
+  <w:abstractNum w:abstractNumId="4" w15:restartNumberingAfterBreak="0">
+    <w:nsid w:val="46B552E8"/>
+    <w:multiLevelType w:val="multilevel"/>
+    <w:tmpl w:val="96FE318E"/>
+    <w:lvl w:ilvl="0">
+      <w:start w:val="1"/>
+      <w:numFmt w:val="bullet"/>
+      <w:lvlText w:val=""/>
+      <w:lvlJc w:val="left"/>
+      <w:pPr>
+        <w:tabs>
+          <w:tab w:val="num" w:pos="1068"/>
+        </w:tabs>
+        <w:ind w:left="1068" w:hanging="360"/>
+      </w:pPr>
+      <w:rPr>
+        <w:rFonts w:ascii="Symbol" w:hAnsi="Symbol" w:hint="default"/>
+        <w:sz w:val="20"/>
+      </w:rPr>
+    </w:lvl>
+    <w:lvl w:ilvl="1" w:tentative="1">
+      <w:start w:val="1"/>
+      <w:numFmt w:val="bullet"/>
+      <w:lvlText w:val="o"/>
+      <w:lvlJc w:val="left"/>
+      <w:pPr>
+        <w:tabs>
+          <w:tab w:val="num" w:pos="1788"/>
+        </w:tabs>
+        <w:ind w:left="1788" w:hanging="360"/>
+      </w:pPr>
+      <w:rPr>
+        <w:rFonts w:ascii="Courier New" w:hAnsi="Courier New" w:hint="default"/>
+        <w:sz w:val="20"/>
+      </w:rPr>
+    </w:lvl>
+    <w:lvl w:ilvl="2" w:tentative="1">
+      <w:start w:val="1"/>
+      <w:numFmt w:val="bullet"/>
+      <w:lvlText w:val=""/>
+      <w:lvlJc w:val="left"/>
+      <w:pPr>
+        <w:tabs>
+          <w:tab w:val="num" w:pos="2508"/>
+        </w:tabs>
+        <w:ind w:left="2508" w:hanging="360"/>
+      </w:pPr>
+      <w:rPr>
+        <w:rFonts w:ascii="Wingdings" w:hAnsi="Wingdings" w:hint="default"/>
+        <w:sz w:val="20"/>
+      </w:rPr>
+    </w:lvl>
+    <w:lvl w:ilvl="3" w:tentative="1">
+      <w:start w:val="1"/>
+      <w:numFmt w:val="bullet"/>
+      <w:lvlText w:val=""/>
+      <w:lvlJc w:val="left"/>
+      <w:pPr>
+        <w:tabs>
+          <w:tab w:val="num" w:pos="3228"/>
+        </w:tabs>
+        <w:ind w:left="3228" w:hanging="360"/>
+      </w:pPr>
+      <w:rPr>
+        <w:rFonts w:ascii="Wingdings" w:hAnsi="Wingdings" w:hint="default"/>
+        <w:sz w:val="20"/>
+      </w:rPr>
+    </w:lvl>
+    <w:lvl w:ilvl="4" w:tentative="1">
+      <w:start w:val="1"/>
+      <w:numFmt w:val="bullet"/>
+      <w:lvlText w:val=""/>
+      <w:lvlJc w:val="left"/>
+      <w:pPr>
+        <w:tabs>
+          <w:tab w:val="num" w:pos="3948"/>
+        </w:tabs>
+        <w:ind w:left="3948" w:hanging="360"/>
+      </w:pPr>
+      <w:rPr>
+        <w:rFonts w:ascii="Wingdings" w:hAnsi="Wingdings" w:hint="default"/>
+        <w:sz w:val="20"/>
+      </w:rPr>
+    </w:lvl>
+    <w:lvl w:ilvl="5" w:tentative="1">
+      <w:start w:val="1"/>
+      <w:numFmt w:val="bullet"/>
+      <w:lvlText w:val=""/>
+      <w:lvlJc w:val="left"/>
+      <w:pPr>
+        <w:tabs>
+          <w:tab w:val="num" w:pos="4668"/>
+        </w:tabs>
+        <w:ind w:left="4668" w:hanging="360"/>
+      </w:pPr>
+      <w:rPr>
+        <w:rFonts w:ascii="Wingdings" w:hAnsi="Wingdings" w:hint="default"/>
+        <w:sz w:val="20"/>
+      </w:rPr>
+    </w:lvl>
+    <w:lvl w:ilvl="6" w:tentative="1">
+      <w:start w:val="1"/>
+      <w:numFmt w:val="bullet"/>
+      <w:lvlText w:val=""/>
+      <w:lvlJc w:val="left"/>
+      <w:pPr>
+        <w:tabs>
+          <w:tab w:val="num" w:pos="5388"/>
+        </w:tabs>
+        <w:ind w:left="5388" w:hanging="360"/>
+      </w:pPr>
+      <w:rPr>
+        <w:rFonts w:ascii="Wingdings" w:hAnsi="Wingdings" w:hint="default"/>
+        <w:sz w:val="20"/>
+      </w:rPr>
+    </w:lvl>
+    <w:lvl w:ilvl="7" w:tentative="1">
+      <w:start w:val="1"/>
+      <w:numFmt w:val="bullet"/>
+      <w:lvlText w:val=""/>
+      <w:lvlJc w:val="left"/>
+      <w:pPr>
+        <w:tabs>
+          <w:tab w:val="num" w:pos="6108"/>
+        </w:tabs>
+        <w:ind w:left="6108" w:hanging="360"/>
+      </w:pPr>
+      <w:rPr>
+        <w:rFonts w:ascii="Wingdings" w:hAnsi="Wingdings" w:hint="default"/>
+        <w:sz w:val="20"/>
+      </w:rPr>
+    </w:lvl>
+    <w:lvl w:ilvl="8" w:tentative="1">
+      <w:start w:val="1"/>
+      <w:numFmt w:val="bullet"/>
+      <w:lvlText w:val=""/>
+      <w:lvlJc w:val="left"/>
+      <w:pPr>
+        <w:tabs>
+          <w:tab w:val="num" w:pos="6828"/>
+        </w:tabs>
+        <w:ind w:left="6828" w:hanging="360"/>
+      </w:pPr>
+      <w:rPr>
+        <w:rFonts w:ascii="Wingdings" w:hAnsi="Wingdings" w:hint="default"/>
+        <w:sz w:val="20"/>
+      </w:rPr>
+    </w:lvl>
+  </w:abstractNum>
+  <w:abstractNum w:abstractNumId="5" w15:restartNumberingAfterBreak="0">
+    <w:nsid w:val="4C081D49"/>
+    <w:multiLevelType w:val="multilevel"/>
+    <w:tmpl w:val="7292C4D6"/>
+    <w:lvl w:ilvl="0">
+      <w:start w:val="1"/>
+      <w:numFmt w:val="bullet"/>
+      <w:lvlText w:val=""/>
+      <w:lvlJc w:val="left"/>
+      <w:pPr>
+        <w:tabs>
+          <w:tab w:val="num" w:pos="720"/>
+        </w:tabs>
+        <w:ind w:left="720" w:hanging="360"/>
+      </w:pPr>
+      <w:rPr>
+        <w:rFonts w:ascii="Symbol" w:hAnsi="Symbol" w:hint="default"/>
+        <w:sz w:val="20"/>
+      </w:rPr>
+    </w:lvl>
+    <w:lvl w:ilvl="1" w:tentative="1">
+      <w:start w:val="1"/>
+      <w:numFmt w:val="bullet"/>
+      <w:lvlText w:val="o"/>
+      <w:lvlJc w:val="left"/>
+      <w:pPr>
+        <w:tabs>
+          <w:tab w:val="num" w:pos="1440"/>
+        </w:tabs>
+        <w:ind w:left="1440" w:hanging="360"/>
+      </w:pPr>
+      <w:rPr>
+        <w:rFonts w:ascii="Courier New" w:hAnsi="Courier New" w:hint="default"/>
+        <w:sz w:val="20"/>
+      </w:rPr>
+    </w:lvl>
+    <w:lvl w:ilvl="2" w:tentative="1">
+      <w:start w:val="1"/>
+      <w:numFmt w:val="bullet"/>
+      <w:lvlText w:val=""/>
+      <w:lvlJc w:val="left"/>
+      <w:pPr>
+        <w:tabs>
+          <w:tab w:val="num" w:pos="2160"/>
+        </w:tabs>
+        <w:ind w:left="2160" w:hanging="360"/>
+      </w:pPr>
+      <w:rPr>
+        <w:rFonts w:ascii="Wingdings" w:hAnsi="Wingdings" w:hint="default"/>
+        <w:sz w:val="20"/>
+      </w:rPr>
+    </w:lvl>
+    <w:lvl w:ilvl="3" w:tentative="1">
+      <w:start w:val="1"/>
+      <w:numFmt w:val="bullet"/>
+      <w:lvlText w:val=""/>
+      <w:lvlJc w:val="left"/>
+      <w:pPr>
+        <w:tabs>
+          <w:tab w:val="num" w:pos="2880"/>
+        </w:tabs>
+        <w:ind w:left="2880" w:hanging="360"/>
+      </w:pPr>
+      <w:rPr>
+        <w:rFonts w:ascii="Wingdings" w:hAnsi="Wingdings" w:hint="default"/>
+        <w:sz w:val="20"/>
+      </w:rPr>
+    </w:lvl>
+    <w:lvl w:ilvl="4" w:tentative="1">
+      <w:start w:val="1"/>
+      <w:numFmt w:val="bullet"/>
+      <w:lvlText w:val=""/>
+      <w:lvlJc w:val="left"/>
+      <w:pPr>
+        <w:tabs>
+          <w:tab w:val="num" w:pos="3600"/>
+        </w:tabs>
+        <w:ind w:left="3600" w:hanging="360"/>
+      </w:pPr>
+      <w:rPr>
+        <w:rFonts w:ascii="Wingdings" w:hAnsi="Wingdings" w:hint="default"/>
+        <w:sz w:val="20"/>
+      </w:rPr>
+    </w:lvl>
+    <w:lvl w:ilvl="5" w:tentative="1">
+      <w:start w:val="1"/>
+      <w:numFmt w:val="bullet"/>
+      <w:lvlText w:val=""/>
+      <w:lvlJc w:val="left"/>
+      <w:pPr>
+        <w:tabs>
+          <w:tab w:val="num" w:pos="4320"/>
+        </w:tabs>
+        <w:ind w:left="4320" w:hanging="360"/>
+      </w:pPr>
+      <w:rPr>
+        <w:rFonts w:ascii="Wingdings" w:hAnsi="Wingdings" w:hint="default"/>
+        <w:sz w:val="20"/>
+      </w:rPr>
+    </w:lvl>
+    <w:lvl w:ilvl="6" w:tentative="1">
+      <w:start w:val="1"/>
+      <w:numFmt w:val="bullet"/>
+      <w:lvlText w:val=""/>
+      <w:lvlJc w:val="left"/>
+      <w:pPr>
+        <w:tabs>
+          <w:tab w:val="num" w:pos="5040"/>
+        </w:tabs>
+        <w:ind w:left="5040" w:hanging="360"/>
+      </w:pPr>
+      <w:rPr>
+        <w:rFonts w:ascii="Wingdings" w:hAnsi="Wingdings" w:hint="default"/>
+        <w:sz w:val="20"/>
+      </w:rPr>
+    </w:lvl>
+    <w:lvl w:ilvl="7" w:tentative="1">
+      <w:start w:val="1"/>
+      <w:numFmt w:val="bullet"/>
+      <w:lvlText w:val=""/>
+      <w:lvlJc w:val="left"/>
+      <w:pPr>
+        <w:tabs>
+          <w:tab w:val="num" w:pos="5760"/>
+        </w:tabs>
+        <w:ind w:left="5760" w:hanging="360"/>
+      </w:pPr>
+      <w:rPr>
+        <w:rFonts w:ascii="Wingdings" w:hAnsi="Wingdings" w:hint="default"/>
+        <w:sz w:val="20"/>
+      </w:rPr>
+    </w:lvl>
+    <w:lvl w:ilvl="8" w:tentative="1">
+      <w:start w:val="1"/>
+      <w:numFmt w:val="bullet"/>
+      <w:lvlText w:val=""/>
+      <w:lvlJc w:val="left"/>
+      <w:pPr>
+        <w:tabs>
+          <w:tab w:val="num" w:pos="6480"/>
+        </w:tabs>
+        <w:ind w:left="6480" w:hanging="360"/>
+      </w:pPr>
+      <w:rPr>
+        <w:rFonts w:ascii="Wingdings" w:hAnsi="Wingdings" w:hint="default"/>
+        <w:sz w:val="20"/>
+      </w:rPr>
+    </w:lvl>
+  </w:abstractNum>
+  <w:abstractNum w:abstractNumId="6" w15:restartNumberingAfterBreak="0">
+    <w:nsid w:val="53401257"/>
+    <w:multiLevelType w:val="hybridMultilevel"/>
+    <w:tmpl w:val="AA9CB040"/>
+    <w:lvl w:ilvl="0" w:tplc="340A0001">
+      <w:start w:val="1"/>
+      <w:numFmt w:val="bullet"/>
+      <w:lvlText w:val=""/>
+      <w:lvlJc w:val="left"/>
+      <w:pPr>
+        <w:ind w:left="1068" w:hanging="360"/>
+      </w:pPr>
+      <w:rPr>
+        <w:rFonts w:ascii="Symbol" w:hAnsi="Symbol" w:hint="default"/>
+      </w:rPr>
+    </w:lvl>
+    <w:lvl w:ilvl="1" w:tplc="340A0003" w:tentative="1">
+      <w:start w:val="1"/>
+      <w:numFmt w:val="bullet"/>
+      <w:lvlText w:val="o"/>
+      <w:lvlJc w:val="left"/>
+      <w:pPr>
+        <w:ind w:left="1788" w:hanging="360"/>
+      </w:pPr>
+      <w:rPr>
+        <w:rFonts w:ascii="Courier New" w:hAnsi="Courier New" w:cs="Courier New" w:hint="default"/>
+      </w:rPr>
+    </w:lvl>
+    <w:lvl w:ilvl="2" w:tplc="340A0005" w:tentative="1">
+      <w:start w:val="1"/>
+      <w:numFmt w:val="bullet"/>
+      <w:lvlText w:val=""/>
+      <w:lvlJc w:val="left"/>
+      <w:pPr>
+        <w:ind w:left="2508" w:hanging="360"/>
+      </w:pPr>
+      <w:rPr>
+        <w:rFonts w:ascii="Wingdings" w:hAnsi="Wingdings" w:hint="default"/>
+      </w:rPr>
+    </w:lvl>
+    <w:lvl w:ilvl="3" w:tplc="340A0001" w:tentative="1">
+      <w:start w:val="1"/>
+      <w:numFmt w:val="bullet"/>
+      <w:lvlText w:val=""/>
+      <w:lvlJc w:val="left"/>
+      <w:pPr>
+        <w:ind w:left="3228" w:hanging="360"/>
+      </w:pPr>
+      <w:rPr>
+        <w:rFonts w:ascii="Symbol" w:hAnsi="Symbol" w:hint="default"/>
+      </w:rPr>
+    </w:lvl>
+    <w:lvl w:ilvl="4" w:tplc="340A0003" w:tentative="1">
+      <w:start w:val="1"/>
+      <w:numFmt w:val="bullet"/>
+      <w:lvlText w:val="o"/>
+      <w:lvlJc w:val="left"/>
+      <w:pPr>
+        <w:ind w:left="3948" w:hanging="360"/>
+      </w:pPr>
+      <w:rPr>
+        <w:rFonts w:ascii="Courier New" w:hAnsi="Courier New" w:cs="Courier New" w:hint="default"/>
+      </w:rPr>
+    </w:lvl>
+    <w:lvl w:ilvl="5" w:tplc="340A0005" w:tentative="1">
+      <w:start w:val="1"/>
+      <w:numFmt w:val="bullet"/>
+      <w:lvlText w:val=""/>
+      <w:lvlJc w:val="left"/>
+      <w:pPr>
+        <w:ind w:left="4668" w:hanging="360"/>
+      </w:pPr>
+      <w:rPr>
+        <w:rFonts w:ascii="Wingdings" w:hAnsi="Wingdings" w:hint="default"/>
+      </w:rPr>
+    </w:lvl>
+    <w:lvl w:ilvl="6" w:tplc="340A0001" w:tentative="1">
+      <w:start w:val="1"/>
+      <w:numFmt w:val="bullet"/>
+      <w:lvlText w:val=""/>
+      <w:lvlJc w:val="left"/>
+      <w:pPr>
+        <w:ind w:left="5388" w:hanging="360"/>
+      </w:pPr>
+      <w:rPr>
+        <w:rFonts w:ascii="Symbol" w:hAnsi="Symbol" w:hint="default"/>
+      </w:rPr>
+    </w:lvl>
+    <w:lvl w:ilvl="7" w:tplc="340A0003" w:tentative="1">
+      <w:start w:val="1"/>
+      <w:numFmt w:val="bullet"/>
+      <w:lvlText w:val="o"/>
+      <w:lvlJc w:val="left"/>
+      <w:pPr>
+        <w:ind w:left="6108" w:hanging="360"/>
+      </w:pPr>
+      <w:rPr>
+        <w:rFonts w:ascii="Courier New" w:hAnsi="Courier New" w:cs="Courier New" w:hint="default"/>
+      </w:rPr>
+    </w:lvl>
+    <w:lvl w:ilvl="8" w:tplc="340A0005" w:tentative="1">
+      <w:start w:val="1"/>
+      <w:numFmt w:val="bullet"/>
+      <w:lvlText w:val=""/>
+      <w:lvlJc w:val="left"/>
+      <w:pPr>
+        <w:ind w:left="6828" w:hanging="360"/>
+      </w:pPr>
+      <w:rPr>
+        <w:rFonts w:ascii="Wingdings" w:hAnsi="Wingdings" w:hint="default"/>
+      </w:rPr>
+    </w:lvl>
+  </w:abstractNum>
+  <w:abstractNum w:abstractNumId="7" w15:restartNumberingAfterBreak="0">
     <w:nsid w:val="67574091"/>
     <w:multiLevelType w:val="multilevel"/>
     <w:tmpl w:val="7E702930"/>
@@ -2233,10 +4975,25 @@
     <w:abstractNumId w:val="0"/>
   </w:num>
   <w:num w:numId="2" w16cid:durableId="1031415956">
+    <w:abstractNumId w:val="3"/>
+  </w:num>
+  <w:num w:numId="3" w16cid:durableId="775294625">
+    <w:abstractNumId w:val="7"/>
+  </w:num>
+  <w:num w:numId="4" w16cid:durableId="1174612852">
+    <w:abstractNumId w:val="4"/>
+  </w:num>
+  <w:num w:numId="5" w16cid:durableId="1900363730">
     <w:abstractNumId w:val="1"/>
   </w:num>
-  <w:num w:numId="3" w16cid:durableId="775294625">
+  <w:num w:numId="6" w16cid:durableId="1669938080">
     <w:abstractNumId w:val="2"/>
+  </w:num>
+  <w:num w:numId="7" w16cid:durableId="2058817126">
+    <w:abstractNumId w:val="5"/>
+  </w:num>
+  <w:num w:numId="8" w16cid:durableId="1144784244">
+    <w:abstractNumId w:val="6"/>
   </w:num>
 </w:numbering>
 </file>
